--- a/public/bc-templates/ficha-pf-geliene.docx
+++ b/public/bc-templates/ficha-pf-geliene.docx
@@ -128,7 +128,7 @@
                 <w:sz w:val="18"/>
                 <w:szCs w:val="18"/>
               </w:rPr>
-              <w:t xml:space="preserve">Código de Cliente: {codigo_cliente} </w:t>
+              <w:t xml:space="preserve">Código de Cliente: </w:t>
             </w:r>
           </w:p>
         </w:tc>
@@ -243,7 +243,7 @@
                 <w:rFonts w:asciiTheme="minorHAnsi" w:hAnsiTheme="minorHAnsi" w:cstheme="minorHAnsi"/>
                 <w:lang w:val="es-UY"/>
               </w:rPr>
-              <w:t xml:space="preserve">{nombre_completo_1}</w:t>
+              <w:t xml:space="preserve"> </w:t>
             </w:r>
           </w:p>
         </w:tc>
@@ -513,7 +513,7 @@
                 <w:rFonts w:asciiTheme="minorHAnsi" w:hAnsiTheme="minorHAnsi" w:cstheme="minorHAnsi"/>
                 <w:lang w:val="es-UY"/>
               </w:rPr>
-              <w:t xml:space="preserve">{nombre_completo_2}</w:t>
+              <w:t xml:space="preserve"> </w:t>
             </w:r>
             <w:r>
               <w:rPr>
@@ -1440,7 +1440,7 @@
                 <w:rFonts w:asciiTheme="minorHAnsi" w:hAnsiTheme="minorHAnsi" w:cstheme="minorHAnsi"/>
                 <w:lang w:val="es-UY"/>
               </w:rPr>
-              <w:t xml:space="preserve">{nombre_completo_3}</w:t>
+              <w:t xml:space="preserve"> </w:t>
             </w:r>
           </w:p>
         </w:tc>
@@ -1473,14 +1473,14 @@
                 <w:rFonts w:asciiTheme="minorHAnsi" w:hAnsiTheme="minorHAnsi" w:cstheme="minorHAnsi"/>
                 <w:lang w:val="es-UY"/>
               </w:rPr>
-              <w:t xml:space="preserve">{nombre_completo_4}</w:t>
-            </w:r>
-            <w:r>
-              <w:rPr>
-                <w:rFonts w:asciiTheme="minorHAnsi" w:hAnsiTheme="minorHAnsi" w:cstheme="minorHAnsi"/>
-                <w:lang w:val="es-UY"/>
-              </w:rPr>
-              <w:t xml:space="preserve">{nombre_completo_5}</w:t>
+              <w:t xml:space="preserve"> </w:t>
+            </w:r>
+            <w:r>
+              <w:rPr>
+                <w:rFonts w:asciiTheme="minorHAnsi" w:hAnsiTheme="minorHAnsi" w:cstheme="minorHAnsi"/>
+                <w:lang w:val="es-UY"/>
+              </w:rPr>
+              <w:t xml:space="preserve"> </w:t>
             </w:r>
           </w:p>
         </w:tc>
@@ -1504,7 +1504,7 @@
               <w:t>Lugar de nacimiento:</w:t>
             </w:r>
             <w:r>
-              <w:t xml:space="preserve">{lugar_nacimiento_1}</w:t>
+              <w:t xml:space="preserve"> </w:t>
             </w:r>
           </w:p>
         </w:tc>
@@ -1537,7 +1537,7 @@
                 <w:rFonts w:asciiTheme="minorHAnsi" w:hAnsiTheme="minorHAnsi" w:cstheme="minorHAnsi"/>
                 <w:lang w:val="es-UY"/>
               </w:rPr>
-              <w:t xml:space="preserve">{nombres_1}</w:t>
+              <w:t xml:space="preserve"> </w:t>
             </w:r>
           </w:p>
         </w:tc>
@@ -1561,7 +1561,7 @@
               <w:t>Número de documento:</w:t>
             </w:r>
             <w:r>
-              <w:t xml:space="preserve">{num_documento_1}</w:t>
+              <w:t xml:space="preserve"> </w:t>
             </w:r>
             <w:r>
               <w:tab/>
@@ -1598,7 +1598,7 @@
                 <w:rFonts w:asciiTheme="minorHAnsi" w:hAnsiTheme="minorHAnsi" w:cstheme="minorHAnsi"/>
                 <w:lang w:val="es-UY"/>
               </w:rPr>
-              <w:t xml:space="preserve">{fecha_nacimiento_1}</w:t>
+              <w:t xml:space="preserve"> </w:t>
             </w:r>
           </w:p>
         </w:tc>
@@ -1652,7 +1652,7 @@
                 <w:rFonts w:asciiTheme="minorHAnsi" w:hAnsiTheme="minorHAnsi" w:cstheme="minorHAnsi"/>
                 <w:lang w:val="es-UY"/>
               </w:rPr>
-              <w:t xml:space="preserve">{tipo_doc_1}</w:t>
+              <w:t xml:space="preserve"> </w:t>
             </w:r>
           </w:p>
         </w:tc>
@@ -1813,7 +1813,7 @@
                 <w:rFonts w:asciiTheme="minorHAnsi" w:hAnsiTheme="minorHAnsi" w:cstheme="minorHAnsi"/>
                 <w:lang w:val="es-UY"/>
               </w:rPr>
-              <w:t xml:space="preserve">{pais_emision_1}</w:t>
+              <w:t xml:space="preserve"> </w:t>
             </w:r>
           </w:p>
         </w:tc>
@@ -1863,7 +1863,7 @@
               <w:t>Teléfono:</w:t>
             </w:r>
             <w:r>
-              <w:t xml:space="preserve">{telefono_1}</w:t>
+              <w:t xml:space="preserve"> </w:t>
             </w:r>
             <w:r>
               <w:rPr>
@@ -1894,7 +1894,7 @@
               <w:t>Celular:</w:t>
             </w:r>
             <w:r>
-              <w:t xml:space="preserve">{celular_1}</w:t>
+              <w:t xml:space="preserve"> </w:t>
             </w:r>
             <w:r>
               <w:rPr>
@@ -1946,7 +1946,7 @@
               <w:t>:</w:t>
             </w:r>
             <w:r>
-              <w:t xml:space="preserve">{email_1}</w:t>
+              <w:t xml:space="preserve"> </w:t>
             </w:r>
           </w:p>
         </w:tc>
@@ -1998,7 +1998,7 @@
                 <w:rFonts w:asciiTheme="minorHAnsi" w:hAnsiTheme="minorHAnsi" w:cstheme="minorHAnsi"/>
                 <w:lang w:val="es-UY"/>
               </w:rPr>
-              <w:t xml:space="preserve">{estado_civil_1}</w:t>
+              <w:t xml:space="preserve"> </w:t>
             </w:r>
           </w:p>
         </w:tc>
@@ -3359,7 +3359,7 @@
                 <w:rFonts w:asciiTheme="minorHAnsi" w:hAnsiTheme="minorHAnsi" w:cstheme="minorHAnsi"/>
                 <w:lang w:val="es-UY"/>
               </w:rPr>
-              <w:t xml:space="preserve">{apellidos_1}</w:t>
+              <w:t xml:space="preserve"> </w:t>
             </w:r>
           </w:p>
         </w:tc>
@@ -3393,7 +3393,7 @@
                 <w:rFonts w:asciiTheme="minorHAnsi" w:hAnsiTheme="minorHAnsi" w:cstheme="minorHAnsi"/>
                 <w:lang w:val="es-UY"/>
               </w:rPr>
-              <w:t xml:space="preserve">{cp_ciudad_1}</w:t>
+              <w:t xml:space="preserve"> </w:t>
             </w:r>
           </w:p>
         </w:tc>
@@ -3426,7 +3426,7 @@
                 <w:rFonts w:asciiTheme="minorHAnsi" w:hAnsiTheme="minorHAnsi" w:cstheme="minorHAnsi"/>
                 <w:lang w:val="es-UY"/>
               </w:rPr>
-              <w:t xml:space="preserve">{ocupacion_1}</w:t>
+              <w:t xml:space="preserve"> </w:t>
             </w:r>
           </w:p>
         </w:tc>
@@ -3741,7 +3741,7 @@
               <w:t>Domicilio:</w:t>
             </w:r>
             <w:r>
-              <w:t xml:space="preserve">{domicilio_1}</w:t>
+              <w:t xml:space="preserve"> </w:t>
             </w:r>
           </w:p>
         </w:tc>
@@ -3801,7 +3801,7 @@
               <w:rPr>
                 <w:rFonts w:cstheme="minorHAnsi"/>
               </w:rPr>
-              <w:t xml:space="preserve">{pais_domicilio_1}</w:t>
+              <w:t xml:space="preserve"> </w:t>
             </w:r>
           </w:p>
         </w:tc>

--- a/public/bc-templates/ficha-pf-geliene.docx
+++ b/public/bc-templates/ficha-pf-geliene.docx
@@ -1,6 +1,6 @@
 
 <file path=word/document.xml><?xml version="1.0" encoding="utf-8"?>
-<w:document xmlns:wpc="http://schemas.microsoft.com/office/word/2010/wordprocessingCanvas" xmlns:cx="http://schemas.microsoft.com/office/drawing/2014/chartex" xmlns:cx1="http://schemas.microsoft.com/office/drawing/2015/9/8/chartex" xmlns:cx2="http://schemas.microsoft.com/office/drawing/2015/10/21/chartex" xmlns:cx3="http://schemas.microsoft.com/office/drawing/2016/5/9/chartex" xmlns:cx4="http://schemas.microsoft.com/office/drawing/2016/5/10/chartex" xmlns:cx5="http://schemas.microsoft.com/office/drawing/2016/5/11/chartex" xmlns:cx6="http://schemas.microsoft.com/office/drawing/2016/5/12/chartex" xmlns:cx7="http://schemas.microsoft.com/office/drawing/2016/5/13/chartex" xmlns:cx8="http://schemas.microsoft.com/office/drawing/2016/5/14/chartex" xmlns:mc="http://schemas.openxmlformats.org/markup-compatibility/2006" xmlns:aink="http://schemas.microsoft.com/office/drawing/2016/ink" xmlns:am3d="http://schemas.microsoft.com/office/drawing/2017/model3d" xmlns:o="urn:schemas-microsoft-com:office:office" xmlns:oel="http://schemas.microsoft.com/office/2019/extlst" xmlns:r="http://schemas.openxmlformats.org/officeDocument/2006/relationships" xmlns:m="http://schemas.openxmlformats.org/officeDocument/2006/math" xmlns:v="urn:schemas-microsoft-com:vml" xmlns:wp14="http://schemas.microsoft.com/office/word/2010/wordprocessingDrawing" xmlns:wp="http://schemas.openxmlformats.org/drawingml/2006/wordprocessingDrawing" xmlns:w10="urn:schemas-microsoft-com:office:word" xmlns:w="http://schemas.openxmlformats.org/wordprocessingml/2006/main" xmlns:w14="http://schemas.microsoft.com/office/word/2010/wordml" xmlns:w15="http://schemas.microsoft.com/office/word/2012/wordml" xmlns:w16cex="http://schemas.microsoft.com/office/word/2018/wordml/cex" xmlns:w16cid="http://schemas.microsoft.com/office/word/2016/wordml/cid" xmlns:w16="http://schemas.microsoft.com/office/word/2018/wordml" xmlns:w16sdtdh="http://schemas.microsoft.com/office/word/2020/wordml/sdtdatahash" xmlns:w16se="http://schemas.microsoft.com/office/word/2015/wordml/symex" xmlns:wpg="http://schemas.microsoft.com/office/word/2010/wordprocessingGroup" xmlns:wpi="http://schemas.microsoft.com/office/word/2010/wordprocessingInk" xmlns:wne="http://schemas.microsoft.com/office/word/2006/wordml" xmlns:wps="http://schemas.microsoft.com/office/word/2010/wordprocessingShape" mc:Ignorable="w14 w15 w16se w16cid w16 w16cex w16sdtdh wp14">
+<w:document xmlns:wpc="http://schemas.microsoft.com/office/word/2010/wordprocessingCanvas" xmlns:cx="http://schemas.microsoft.com/office/drawing/2014/chartex" xmlns:cx1="http://schemas.microsoft.com/office/drawing/2015/9/8/chartex" xmlns:cx2="http://schemas.microsoft.com/office/drawing/2015/10/21/chartex" xmlns:cx3="http://schemas.microsoft.com/office/drawing/2016/5/9/chartex" xmlns:cx4="http://schemas.microsoft.com/office/drawing/2016/5/10/chartex" xmlns:cx5="http://schemas.microsoft.com/office/drawing/2016/5/11/chartex" xmlns:cx6="http://schemas.microsoft.com/office/drawing/2016/5/12/chartex" xmlns:cx7="http://schemas.microsoft.com/office/drawing/2016/5/13/chartex" xmlns:cx8="http://schemas.microsoft.com/office/drawing/2016/5/14/chartex" xmlns:mc="http://schemas.openxmlformats.org/markup-compatibility/2006" xmlns:aink="http://schemas.microsoft.com/office/drawing/2016/ink" xmlns:am3d="http://schemas.microsoft.com/office/drawing/2017/model3d" xmlns:o="urn:schemas-microsoft-com:office:office" xmlns:oel="http://schemas.microsoft.com/office/2019/extlst" xmlns:r="http://schemas.openxmlformats.org/officeDocument/2006/relationships" xmlns:m="http://schemas.openxmlformats.org/officeDocument/2006/math" xmlns:v="urn:schemas-microsoft-com:vml" xmlns:wp14="http://schemas.microsoft.com/office/word/2010/wordprocessingDrawing" xmlns:wp="http://schemas.openxmlformats.org/drawingml/2006/wordprocessingDrawing" xmlns:w10="urn:schemas-microsoft-com:office:word" xmlns:w="http://schemas.openxmlformats.org/wordprocessingml/2006/main" xmlns:w14="http://schemas.microsoft.com/office/word/2010/wordml" xmlns:w15="http://schemas.microsoft.com/office/word/2012/wordml" xmlns:w16cex="http://schemas.microsoft.com/office/word/2018/wordml/cex" xmlns:w16cid="http://schemas.microsoft.com/office/word/2016/wordml/cid" xmlns:w16="http://schemas.microsoft.com/office/word/2018/wordml" xmlns:w16du="http://schemas.microsoft.com/office/word/2023/wordml/word16du" xmlns:w16sdtdh="http://schemas.microsoft.com/office/word/2020/wordml/sdtdatahash" xmlns:w16sdtfl="http://schemas.microsoft.com/office/word/2024/wordml/sdtformatlock" xmlns:w16se="http://schemas.microsoft.com/office/word/2015/wordml/symex" xmlns:wpg="http://schemas.microsoft.com/office/word/2010/wordprocessingGroup" xmlns:wpi="http://schemas.microsoft.com/office/word/2010/wordprocessingInk" xmlns:wne="http://schemas.microsoft.com/office/word/2006/wordml" xmlns:wps="http://schemas.microsoft.com/office/word/2010/wordprocessingShape" mc:Ignorable="w14 w15 w16se w16cid w16 w16cex w16sdtdh w16sdtfl w16du wp14">
   <w:body>
     <w:p>
       <w:pPr>
@@ -75,7 +75,7 @@
               </wp:anchor>
             </w:drawing>
           </mc:Choice>
-          <mc:Fallback xmlns:w16du="http://schemas.microsoft.com/office/word/2023/wordml/word16du">
+          <mc:Fallback>
             <w:pict>
               <v:line w14:anchorId="19FEB29A" id="Conector recto 1" o:spid="_x0000_s1026" style="position:absolute;z-index:251659264;visibility:visible;mso-wrap-style:square;mso-width-percent:0;mso-wrap-distance-left:9pt;mso-wrap-distance-top:0;mso-wrap-distance-right:9pt;mso-wrap-distance-bottom:0;mso-position-horizontal:absolute;mso-position-horizontal-relative:margin;mso-position-vertical:absolute;mso-position-vertical-relative:text;mso-width-percent:0;mso-width-relative:margin" from=".3pt,18.25pt" to="425.2pt,18.25pt" o:gfxdata="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" strokecolor="black [3200]" strokeweight=".5pt">
                 <v:stroke joinstyle="miter"/>
@@ -129,6 +129,16 @@
                 <w:szCs w:val="18"/>
               </w:rPr>
               <w:t xml:space="preserve">Código de Cliente: </w:t>
+            </w:r>
+            <w:r>
+              <w:rPr>
+                <w:rFonts w:asciiTheme="minorHAnsi" w:hAnsiTheme="minorHAnsi" w:cstheme="minorHAnsi"/>
+                <w:b/>
+                <w:bCs/>
+                <w:sz w:val="18"/>
+                <w:szCs w:val="18"/>
+              </w:rPr>
+              <w:t>{codigo_cliente}</w:t>
             </w:r>
           </w:p>
         </w:tc>
@@ -212,6 +222,13 @@
               </w:rPr>
               <w:t xml:space="preserve">s y apellidos: </w:t>
             </w:r>
+            <w:r>
+              <w:rPr>
+                <w:rFonts w:asciiTheme="minorHAnsi" w:hAnsiTheme="minorHAnsi" w:cstheme="minorHAnsi"/>
+                <w:lang w:val="es-UY"/>
+              </w:rPr>
+              <w:t>{nombre_completo_1}</w:t>
+            </w:r>
           </w:p>
         </w:tc>
       </w:tr>
@@ -239,10 +256,6 @@
               <w:t>Nombres y apellidos:</w:t>
             </w:r>
             <w:r>
-              <w:rPr>
-                <w:rFonts w:asciiTheme="minorHAnsi" w:hAnsiTheme="minorHAnsi" w:cstheme="minorHAnsi"/>
-                <w:lang w:val="es-UY"/>
-              </w:rPr>
               <w:t xml:space="preserve"> </w:t>
             </w:r>
           </w:p>
@@ -446,30 +459,12 @@
               </w:rPr>
               <w:t xml:space="preserve">         </w:t>
             </w:r>
-            <w:sdt>
-              <w:sdtPr>
-                <w:rPr>
-                  <w:rFonts w:cstheme="minorHAnsi"/>
-                  <w:lang w:val="es-ES" w:eastAsia="es-ES"/>
-                </w:rPr>
-                <w:id w:val="1178934838"/>
-                <w14:checkbox>
-                  <w14:checked w14:val="1"/>
-                  <w14:checkedState w14:val="2612" w14:font="MS Gothic"/>
-                  <w14:uncheckedState w14:val="2610" w14:font="MS Gothic"/>
-                </w14:checkbox>
-              </w:sdtPr>
-              <w:sdtEndPr/>
-              <w:sdtContent>
-                <w:r>
-                  <w:rPr>
-                    <w:rFonts w:cstheme="minorHAnsi" w:hint="eastAsia"/>
-                    <w:lang w:val="es-ES" w:eastAsia="es-ES"/>
-                  </w:rPr>
-                  <w:t>☒</w:t>
-                </w:r>
-              </w:sdtContent>
-            </w:sdt>
+            <w:r>
+              <w:rPr>
+                <w:rFonts w:ascii="MS Gothic" w:hAnsi="MS Gothic" w:eastAsia="MS Gothic"/>
+              </w:rPr>
+              <w:t>{actua_por_propia_check}</w:t>
+            </w:r>
             <w:r>
               <w:rPr>
                 <w:rFonts w:asciiTheme="minorHAnsi" w:hAnsiTheme="minorHAnsi" w:cstheme="minorHAnsi"/>
@@ -477,30 +472,12 @@
               </w:rPr>
               <w:t xml:space="preserve"> cuenta propia                    </w:t>
             </w:r>
-            <w:sdt>
-              <w:sdtPr>
-                <w:rPr>
-                  <w:rFonts w:cstheme="minorHAnsi"/>
-                  <w:lang w:val="es-ES" w:eastAsia="es-ES"/>
-                </w:rPr>
-                <w:id w:val="720021874"/>
-                <w14:checkbox>
-                  <w14:checked w14:val="0"/>
-                  <w14:checkedState w14:val="2612" w14:font="MS Gothic"/>
-                  <w14:uncheckedState w14:val="2610" w14:font="MS Gothic"/>
-                </w14:checkbox>
-              </w:sdtPr>
-              <w:sdtEndPr/>
-              <w:sdtContent>
-                <w:r>
-                  <w:rPr>
-                    <w:rFonts w:ascii="Segoe UI Symbol" w:eastAsia="MS Gothic" w:hAnsi="Segoe UI Symbol" w:cs="Segoe UI Symbol"/>
-                    <w:lang w:val="es-ES" w:eastAsia="es-ES"/>
-                  </w:rPr>
-                  <w:t>☐</w:t>
-                </w:r>
-              </w:sdtContent>
-            </w:sdt>
+            <w:r>
+              <w:rPr>
+                <w:rFonts w:ascii="MS Gothic" w:hAnsi="MS Gothic" w:eastAsia="MS Gothic"/>
+              </w:rPr>
+              <w:t>{actua_por_tercero_check}</w:t>
+            </w:r>
             <w:r>
               <w:rPr>
                 <w:rFonts w:asciiTheme="minorHAnsi" w:hAnsiTheme="minorHAnsi" w:cstheme="minorHAnsi"/>
@@ -619,14 +596,7 @@
                 <w:rFonts w:asciiTheme="minorHAnsi" w:hAnsiTheme="minorHAnsi" w:cstheme="minorHAnsi"/>
                 <w:lang w:val="es-UY"/>
               </w:rPr>
-              <w:t xml:space="preserve">GELIENE INTERNATIONAL </w:t>
-            </w:r>
-            <w:r>
-              <w:rPr>
-                <w:rFonts w:asciiTheme="minorHAnsi" w:hAnsiTheme="minorHAnsi" w:cstheme="minorHAnsi"/>
-                <w:lang w:val="es-UY"/>
-              </w:rPr>
-              <w:t xml:space="preserve"> WEALTH MANAGEMENT</w:t>
+              <w:t>GELIENE INTERNATIONAL WEALTH MANAGEMENT</w:t>
             </w:r>
             <w:r>
               <w:rPr>
@@ -734,7 +704,7 @@
               </wp:anchor>
             </w:drawing>
           </mc:Choice>
-          <mc:Fallback xmlns:w16du="http://schemas.microsoft.com/office/word/2023/wordml/word16du">
+          <mc:Fallback>
             <w:pict>
               <v:line w14:anchorId="2FA3B572" id="Conector recto 2" o:spid="_x0000_s1026" style="position:absolute;z-index:251661312;visibility:visible;mso-wrap-style:square;mso-width-percent:0;mso-wrap-distance-left:9pt;mso-wrap-distance-top:0;mso-wrap-distance-right:9pt;mso-wrap-distance-bottom:0;mso-position-horizontal:absolute;mso-position-horizontal-relative:margin;mso-position-vertical:absolute;mso-position-vertical-relative:text;mso-width-percent:0;mso-width-relative:margin" from=".3pt,18.25pt" to="425.2pt,18.25pt" o:gfxdata="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" strokecolor="black [3200]" strokeweight=".5pt">
                 <v:stroke joinstyle="miter"/>
@@ -898,6 +868,122 @@
           <w:u w:val="single"/>
         </w:rPr>
         <w:lastRenderedPageBreak/>
+        <mc:AlternateContent>
+          <mc:Choice Requires="wps">
+            <w:drawing>
+              <wp:anchor distT="0" distB="0" distL="114300" distR="114300" simplePos="0" relativeHeight="251701248" behindDoc="0" locked="0" layoutInCell="1" allowOverlap="1" wp14:anchorId="20DAB8F2" wp14:editId="5738362E">
+                <wp:simplePos x="0" y="0"/>
+                <wp:positionH relativeFrom="margin">
+                  <wp:align>left</wp:align>
+                </wp:positionH>
+                <wp:positionV relativeFrom="paragraph">
+                  <wp:posOffset>271780</wp:posOffset>
+                </wp:positionV>
+                <wp:extent cx="266700" cy="228600"/>
+                <wp:effectExtent l="0" t="0" r="19050" b="19050"/>
+                <wp:wrapNone/>
+                <wp:docPr id="34" name="Rectangle 6"/>
+                <wp:cNvGraphicFramePr>
+                  <a:graphicFrameLocks xmlns:a="http://schemas.openxmlformats.org/drawingml/2006/main"/>
+                </wp:cNvGraphicFramePr>
+                <a:graphic xmlns:a="http://schemas.openxmlformats.org/drawingml/2006/main">
+                  <a:graphicData uri="http://schemas.microsoft.com/office/word/2010/wordprocessingShape">
+                    <wps:wsp>
+                      <wps:cNvSpPr>
+                        <a:spLocks/>
+                      </wps:cNvSpPr>
+                      <wps:spPr bwMode="auto">
+                        <a:xfrm>
+                          <a:off x="0" y="0"/>
+                          <a:ext cx="266700" cy="228600"/>
+                        </a:xfrm>
+                        <a:prstGeom prst="rect">
+                          <a:avLst/>
+                        </a:prstGeom>
+                        <a:solidFill>
+                          <a:srgbClr val="FFFFFF"/>
+                        </a:solidFill>
+                        <a:ln w="9525">
+                          <a:solidFill>
+                            <a:srgbClr val="000000"/>
+                          </a:solidFill>
+                          <a:miter lim="800000"/>
+                          <a:headEnd/>
+                          <a:tailEnd/>
+                        </a:ln>
+                      </wps:spPr>
+                      <wps:txbx>
+                        <w:txbxContent>
+                          <w:p>
+                            <w:pPr>
+                              <w:jc w:val="center"/>
+                              <w:rPr>
+                                <w:lang w:val="es-ES"/>
+                              </w:rPr>
+                            </w:pPr>
+                            <w:r>
+                              <w:rPr>
+                                <w:lang w:val="es-ES"/>
+                              </w:rPr>
+                              <w:t>X</w:t>
+                            </w:r>
+                          </w:p>
+                        </w:txbxContent>
+                      </wps:txbx>
+                      <wps:bodyPr rot="0" vert="horz" wrap="square" lIns="91440" tIns="45720" rIns="91440" bIns="45720" anchor="t" anchorCtr="0" upright="1">
+                        <a:noAutofit/>
+                      </wps:bodyPr>
+                    </wps:wsp>
+                  </a:graphicData>
+                </a:graphic>
+                <wp14:sizeRelH relativeFrom="page">
+                  <wp14:pctWidth>0</wp14:pctWidth>
+                </wp14:sizeRelH>
+                <wp14:sizeRelV relativeFrom="page">
+                  <wp14:pctHeight>0</wp14:pctHeight>
+                </wp14:sizeRelV>
+              </wp:anchor>
+            </w:drawing>
+          </mc:Choice>
+          <mc:Fallback>
+            <w:pict>
+              <v:rect w14:anchorId="20DAB8F2" id="Rectangle 6" o:spid="_x0000_s1026" style="position:absolute;margin-left:0;margin-top:21.4pt;width:21pt;height:18pt;z-index:251701248;visibility:visible;mso-wrap-style:square;mso-width-percent:0;mso-height-percent:0;mso-wrap-distance-left:9pt;mso-wrap-distance-top:0;mso-wrap-distance-right:9pt;mso-wrap-distance-bottom:0;mso-position-horizontal:left;mso-position-horizontal-relative:margin;mso-position-vertical:absolute;mso-position-vertical-relative:text;mso-width-percent:0;mso-height-percent:0;mso-width-relative:page;mso-height-relative:page;v-text-anchor:top" o:gfxdata="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">
+                <v:path arrowok="t"/>
+                <v:textbox>
+                  <w:txbxContent>
+                    <w:p>
+                      <w:pPr>
+                        <w:jc w:val="center"/>
+                        <w:rPr>
+                          <w:lang w:val="es-ES"/>
+                        </w:rPr>
+                      </w:pPr>
+                      <w:r>
+                        <w:rPr>
+                          <w:lang w:val="es-ES"/>
+                        </w:rPr>
+                        <w:t>X</w:t>
+                      </w:r>
+                    </w:p>
+                  </w:txbxContent>
+                </v:textbox>
+                <w10:wrap anchorx="margin"/>
+              </v:rect>
+            </w:pict>
+          </mc:Fallback>
+        </mc:AlternateContent>
+      </w:r>
+      <w:r>
+        <w:rPr>
+          <w:rFonts w:ascii="Calibri" w:hAnsi="Calibri" w:cs="Calibri"/>
+          <w:b/>
+          <w:bCs/>
+          <w:noProof/>
+          <w:color w:val="000000"/>
+          <w:sz w:val="20"/>
+          <w:szCs w:val="20"/>
+          <w:u w:val="single"/>
+        </w:rPr>
         <mc:AlternateContent>
           <mc:Choice Requires="wps">
             <w:drawing>
@@ -957,7 +1043,7 @@
               </wp:anchor>
             </w:drawing>
           </mc:Choice>
-          <mc:Fallback xmlns:w16du="http://schemas.microsoft.com/office/word/2023/wordml/word16du">
+          <mc:Fallback>
             <w:pict>
               <v:rect w14:anchorId="065510D4" id="Rectangle 6" o:spid="_x0000_s1026" style="position:absolute;margin-left:255.6pt;margin-top:21.15pt;width:17.9pt;height:13.55pt;z-index:251703296;visibility:visible;mso-wrap-style:square;mso-width-percent:0;mso-height-percent:0;mso-wrap-distance-left:9pt;mso-wrap-distance-top:0;mso-wrap-distance-right:9pt;mso-wrap-distance-bottom:0;mso-position-horizontal:absolute;mso-position-horizontal-relative:text;mso-position-vertical:absolute;mso-position-vertical-relative:text;mso-width-percent:0;mso-height-percent:0;mso-width-relative:page;mso-height-relative:page;v-text-anchor:top" o:gfxdata="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">
                 <v:path arrowok="t"/>
@@ -1036,7 +1122,7 @@
               </wp:anchor>
             </w:drawing>
           </mc:Choice>
-          <mc:Fallback xmlns:w16du="http://schemas.microsoft.com/office/word/2023/wordml/word16du">
+          <mc:Fallback>
             <w:pict>
               <v:rect w14:anchorId="43FA97CB" id="Rectangle 6" o:spid="_x0000_s1026" style="position:absolute;margin-left:92.4pt;margin-top:21.15pt;width:17.9pt;height:13.55pt;z-index:251697152;visibility:visible;mso-wrap-style:square;mso-width-percent:0;mso-height-percent:0;mso-wrap-distance-left:9pt;mso-wrap-distance-top:0;mso-wrap-distance-right:9pt;mso-wrap-distance-bottom:0;mso-position-horizontal:absolute;mso-position-horizontal-relative:text;mso-position-vertical:absolute;mso-position-vertical-relative:text;mso-width-percent:0;mso-height-percent:0;mso-width-relative:page;mso-height-relative:page;v-text-anchor:top" o:gfxdata="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">
                 <v:path arrowok="t"/>
@@ -1120,7 +1206,7 @@
               </wp:anchor>
             </w:drawing>
           </mc:Choice>
-          <mc:Fallback xmlns:w16du="http://schemas.microsoft.com/office/word/2023/wordml/word16du">
+          <mc:Fallback>
             <w:pict>
               <v:rect w14:anchorId="6B86DA4C" id="Rectángulo 4" o:spid="_x0000_s1026" style="position:absolute;margin-left:0;margin-top:.35pt;width:425.35pt;height:11.5pt;z-index:-251652096;visibility:visible;mso-wrap-style:square;mso-height-percent:0;mso-wrap-distance-left:9pt;mso-wrap-distance-top:0;mso-wrap-distance-right:9pt;mso-wrap-distance-bottom:0;mso-position-horizontal:left;mso-position-horizontal-relative:margin;mso-position-vertical:absolute;mso-position-vertical-relative:text;mso-height-percent:0;mso-height-relative:margin;v-text-anchor:middle" o:gfxdata="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" fillcolor="#bfbfbf [2412]" stroked="f" strokeweight="1pt">
                 <w10:wrap anchorx="margin"/>
@@ -1231,6 +1317,17 @@
                 <w:szCs w:val="18"/>
               </w:rPr>
             </w:pPr>
+            <w:r>
+              <w:rPr>
+                <w:rFonts w:ascii="Calibri" w:hAnsi="Calibri" w:cs="Calibri"/>
+                <w:b/>
+                <w:bCs/>
+                <w:color w:val="000000"/>
+                <w:sz w:val="20"/>
+                <w:szCs w:val="18"/>
+              </w:rPr>
+              <w:t>{cod_bfinal_1}</w:t>
+            </w:r>
           </w:p>
         </w:tc>
       </w:tr>
@@ -1249,109 +1346,6 @@
           <w:szCs w:val="20"/>
         </w:rPr>
       </w:pPr>
-      <w:r>
-        <w:rPr>
-          <w:rFonts w:ascii="Calibri" w:hAnsi="Calibri" w:cs="Calibri"/>
-          <w:b/>
-          <w:bCs/>
-          <w:noProof/>
-          <w:color w:val="000000"/>
-          <w:sz w:val="20"/>
-          <w:szCs w:val="20"/>
-          <w:u w:val="single"/>
-        </w:rPr>
-        <mc:AlternateContent>
-          <mc:Choice Requires="wps">
-            <w:drawing>
-              <wp:anchor distT="0" distB="0" distL="114300" distR="114300" simplePos="0" relativeHeight="251701248" behindDoc="0" locked="0" layoutInCell="1" allowOverlap="1" wp14:anchorId="20DAB8F2" wp14:editId="30508E1E">
-                <wp:simplePos x="0" y="0"/>
-                <wp:positionH relativeFrom="column">
-                  <wp:posOffset>0</wp:posOffset>
-                </wp:positionH>
-                <wp:positionV relativeFrom="paragraph">
-                  <wp:posOffset>0</wp:posOffset>
-                </wp:positionV>
-                <wp:extent cx="227330" cy="172085"/>
-                <wp:effectExtent l="0" t="0" r="20320" b="18415"/>
-                <wp:wrapNone/>
-                <wp:docPr id="34" name="Rectangle 6"/>
-                <wp:cNvGraphicFramePr>
-                  <a:graphicFrameLocks xmlns:a="http://schemas.openxmlformats.org/drawingml/2006/main"/>
-                </wp:cNvGraphicFramePr>
-                <a:graphic xmlns:a="http://schemas.openxmlformats.org/drawingml/2006/main">
-                  <a:graphicData uri="http://schemas.microsoft.com/office/word/2010/wordprocessingShape">
-                    <wps:wsp>
-                      <wps:cNvSpPr>
-                        <a:spLocks/>
-                      </wps:cNvSpPr>
-                      <wps:spPr bwMode="auto">
-                        <a:xfrm>
-                          <a:off x="0" y="0"/>
-                          <a:ext cx="227330" cy="172085"/>
-                        </a:xfrm>
-                        <a:prstGeom prst="rect">
-                          <a:avLst/>
-                        </a:prstGeom>
-                        <a:solidFill>
-                          <a:srgbClr val="FFFFFF"/>
-                        </a:solidFill>
-                        <a:ln w="9525">
-                          <a:solidFill>
-                            <a:srgbClr val="000000"/>
-                          </a:solidFill>
-                          <a:miter lim="800000"/>
-                          <a:headEnd/>
-                          <a:tailEnd/>
-                        </a:ln>
-                      </wps:spPr>
-                      <wps:txbx>
-                        <w:txbxContent>
-                          <w:p>
-                            <w:pPr>
-                              <w:jc w:val="center"/>
-                            </w:pPr>
-                            <w:r>
-                              <w:t>X</w:t>
-                            </w:r>
-                          </w:p>
-                        </w:txbxContent>
-                      </wps:txbx>
-                      <wps:bodyPr rot="0" vert="horz" wrap="square" lIns="91440" tIns="45720" rIns="91440" bIns="45720" anchor="t" anchorCtr="0" upright="1">
-                        <a:noAutofit/>
-                      </wps:bodyPr>
-                    </wps:wsp>
-                  </a:graphicData>
-                </a:graphic>
-                <wp14:sizeRelH relativeFrom="page">
-                  <wp14:pctWidth>0</wp14:pctWidth>
-                </wp14:sizeRelH>
-                <wp14:sizeRelV relativeFrom="page">
-                  <wp14:pctHeight>0</wp14:pctHeight>
-                </wp14:sizeRelV>
-              </wp:anchor>
-            </w:drawing>
-          </mc:Choice>
-          <mc:Fallback>
-            <w:pict>
-              <v:rect w14:anchorId="20DAB8F2" id="Rectangle 6" o:spid="_x0000_s1026" style="position:absolute;margin-left:0;margin-top:0;width:17.9pt;height:13.55pt;z-index:251701248;visibility:visible;mso-wrap-style:square;mso-width-percent:0;mso-height-percent:0;mso-wrap-distance-left:9pt;mso-wrap-distance-top:0;mso-wrap-distance-right:9pt;mso-wrap-distance-bottom:0;mso-position-horizontal:absolute;mso-position-horizontal-relative:text;mso-position-vertical:absolute;mso-position-vertical-relative:text;mso-width-percent:0;mso-height-percent:0;mso-width-relative:page;mso-height-relative:page;v-text-anchor:top" o:gfxdata="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">
-                <v:path arrowok="t"/>
-                <v:textbox>
-                  <w:txbxContent>
-                    <w:p>
-                      <w:pPr>
-                        <w:jc w:val="center"/>
-                      </w:pPr>
-                      <w:r>
-                        <w:t>X</w:t>
-                      </w:r>
-                    </w:p>
-                  </w:txbxContent>
-                </v:textbox>
-              </v:rect>
-            </w:pict>
-          </mc:Fallback>
-        </mc:AlternateContent>
-      </w:r>
       <w:r>
         <w:rPr>
           <w:rFonts w:cstheme="minorHAnsi"/>
@@ -1408,6 +1402,20 @@
               </w:rPr>
               <w:t>Apellidos:</w:t>
             </w:r>
+            <w:r>
+              <w:rPr>
+                <w:rFonts w:asciiTheme="minorHAnsi" w:hAnsiTheme="minorHAnsi" w:cstheme="minorHAnsi"/>
+                <w:lang w:val="es-UY"/>
+              </w:rPr>
+              <w:t xml:space="preserve"> </w:t>
+            </w:r>
+            <w:r>
+              <w:rPr>
+                <w:rFonts w:asciiTheme="minorHAnsi" w:hAnsiTheme="minorHAnsi" w:cstheme="minorHAnsi"/>
+                <w:lang w:val="es-UY"/>
+              </w:rPr>
+              <w:t>{apellidos_1}</w:t>
+            </w:r>
           </w:p>
         </w:tc>
       </w:tr>
@@ -1442,6 +1450,13 @@
               </w:rPr>
               <w:t xml:space="preserve"> </w:t>
             </w:r>
+            <w:r>
+              <w:rPr>
+                <w:rFonts w:asciiTheme="minorHAnsi" w:hAnsiTheme="minorHAnsi" w:cstheme="minorHAnsi"/>
+                <w:lang w:val="es-UY"/>
+              </w:rPr>
+              <w:t>{nombres_1}</w:t>
+            </w:r>
           </w:p>
         </w:tc>
       </w:tr>
@@ -1470,8 +1485,11 @@
             </w:r>
             <w:r>
               <w:rPr>
-                <w:rFonts w:asciiTheme="minorHAnsi" w:hAnsiTheme="minorHAnsi" w:cstheme="minorHAnsi"/>
-                <w:lang w:val="es-UY"/>
+                <w:rFonts w:ascii="Roboto" w:hAnsi="Roboto"/>
+                <w:color w:val="000000"/>
+                <w:sz w:val="18"/>
+                <w:szCs w:val="18"/>
+                <w:shd w:val="clear" w:color="auto" w:fill="FFFFFF"/>
               </w:rPr>
               <w:t xml:space="preserve"> </w:t>
             </w:r>
@@ -1480,7 +1498,7 @@
                 <w:rFonts w:asciiTheme="minorHAnsi" w:hAnsiTheme="minorHAnsi" w:cstheme="minorHAnsi"/>
                 <w:lang w:val="es-UY"/>
               </w:rPr>
-              <w:t xml:space="preserve"> </w:t>
+              <w:t>{fecha_nacimiento_1}</w:t>
             </w:r>
           </w:p>
         </w:tc>
@@ -1504,7 +1522,18 @@
               <w:t>Lugar de nacimiento:</w:t>
             </w:r>
             <w:r>
+              <w:rPr>
+                <w:rFonts w:asciiTheme="minorHAnsi" w:hAnsiTheme="minorHAnsi" w:cstheme="minorHAnsi"/>
+                <w:lang w:val="es-UY"/>
+              </w:rPr>
               <w:t xml:space="preserve"> </w:t>
+            </w:r>
+            <w:r>
+              <w:rPr>
+                <w:rFonts w:asciiTheme="minorHAnsi" w:hAnsiTheme="minorHAnsi" w:cstheme="minorHAnsi"/>
+                <w:lang w:val="es-UY"/>
+              </w:rPr>
+              <w:t>{lugar_nacimiento_1}</w:t>
             </w:r>
           </w:p>
         </w:tc>
@@ -1539,6 +1568,13 @@
               </w:rPr>
               <w:t xml:space="preserve"> </w:t>
             </w:r>
+            <w:r>
+              <w:rPr>
+                <w:rFonts w:asciiTheme="minorHAnsi" w:hAnsiTheme="minorHAnsi" w:cstheme="minorHAnsi"/>
+                <w:lang w:val="es-UY"/>
+              </w:rPr>
+              <w:t>{tipo_doc_1}</w:t>
+            </w:r>
           </w:p>
         </w:tc>
         <w:tc>
@@ -1561,10 +1597,21 @@
               <w:t>Número de documento:</w:t>
             </w:r>
             <w:r>
+              <w:rPr>
+                <w:rFonts w:ascii="Roboto" w:hAnsi="Roboto"/>
+                <w:color w:val="000000"/>
+                <w:sz w:val="18"/>
+                <w:szCs w:val="18"/>
+                <w:shd w:val="clear" w:color="auto" w:fill="FFFFFF"/>
+              </w:rPr>
               <w:t xml:space="preserve"> </w:t>
             </w:r>
             <w:r>
-              <w:tab/>
+              <w:rPr>
+                <w:rFonts w:asciiTheme="minorHAnsi" w:hAnsiTheme="minorHAnsi" w:cstheme="minorHAnsi"/>
+                <w:lang w:val="es-UY"/>
+              </w:rPr>
+              <w:t>{num_documento_1}</w:t>
             </w:r>
           </w:p>
         </w:tc>
@@ -1599,6 +1646,13 @@
                 <w:lang w:val="es-UY"/>
               </w:rPr>
               <w:t xml:space="preserve"> </w:t>
+            </w:r>
+            <w:r>
+              <w:rPr>
+                <w:rFonts w:asciiTheme="minorHAnsi" w:hAnsiTheme="minorHAnsi" w:cstheme="minorHAnsi"/>
+                <w:lang w:val="es-UY"/>
+              </w:rPr>
+              <w:t>{pais_emision_1}</w:t>
             </w:r>
           </w:p>
         </w:tc>
@@ -1654,6 +1708,13 @@
               </w:rPr>
               <w:t xml:space="preserve"> </w:t>
             </w:r>
+            <w:r>
+              <w:rPr>
+                <w:rFonts w:asciiTheme="minorHAnsi" w:hAnsiTheme="minorHAnsi" w:cstheme="minorHAnsi"/>
+                <w:lang w:val="es-UY"/>
+              </w:rPr>
+              <w:t>{estado_civil_1}</w:t>
+            </w:r>
           </w:p>
         </w:tc>
       </w:tr>
@@ -1680,6 +1741,13 @@
                 <w:lang w:val="es-UY"/>
               </w:rPr>
               <w:t>Nombre de cónyuge/concubino:</w:t>
+            </w:r>
+            <w:r>
+              <w:rPr>
+                <w:rFonts w:asciiTheme="minorHAnsi" w:hAnsiTheme="minorHAnsi" w:cstheme="minorHAnsi"/>
+                <w:lang w:val="es-UY"/>
+              </w:rPr>
+              <w:t xml:space="preserve"> </w:t>
             </w:r>
           </w:p>
         </w:tc>
@@ -1765,23 +1833,24 @@
             <w:pPr>
               <w:rPr>
                 <w:rFonts w:asciiTheme="minorHAnsi" w:hAnsiTheme="minorHAnsi" w:cstheme="minorHAnsi"/>
-                <w:lang w:val="es-UY"/>
               </w:rPr>
             </w:pPr>
             <w:r>
               <w:rPr>
                 <w:rFonts w:cstheme="minorHAnsi"/>
               </w:rPr>
-              <w:t>Domicilio</w:t>
-            </w:r>
-          </w:p>
-          <w:p>
-            <w:pPr>
-              <w:rPr>
-                <w:rFonts w:asciiTheme="minorHAnsi" w:hAnsiTheme="minorHAnsi" w:cstheme="minorHAnsi"/>
-                <w:lang w:val="es-UY"/>
-              </w:rPr>
-            </w:pPr>
+              <w:t>Domicilio:</w:t>
+            </w:r>
+            <w:r>
+              <w:t xml:space="preserve"> </w:t>
+            </w:r>
+            <w:r>
+              <w:rPr>
+                <w:rFonts w:asciiTheme="minorHAnsi" w:hAnsiTheme="minorHAnsi" w:cstheme="minorHAnsi"/>
+                <w:lang w:val="es-UY"/>
+              </w:rPr>
+              <w:t>{domicilio_1}</w:t>
+            </w:r>
           </w:p>
         </w:tc>
       </w:tr>
@@ -1815,6 +1884,13 @@
               </w:rPr>
               <w:t xml:space="preserve"> </w:t>
             </w:r>
+            <w:r>
+              <w:rPr>
+                <w:rFonts w:asciiTheme="minorHAnsi" w:hAnsiTheme="minorHAnsi" w:cstheme="minorHAnsi"/>
+                <w:lang w:val="es-UY"/>
+              </w:rPr>
+              <w:t>{cp_ciudad_1}</w:t>
+            </w:r>
           </w:p>
         </w:tc>
         <w:tc>
@@ -1835,6 +1911,20 @@
                 <w:lang w:val="es-UY"/>
               </w:rPr>
               <w:t>País:</w:t>
+            </w:r>
+            <w:r>
+              <w:rPr>
+                <w:rFonts w:asciiTheme="minorHAnsi" w:hAnsiTheme="minorHAnsi" w:cstheme="minorHAnsi"/>
+                <w:lang w:val="es-UY"/>
+              </w:rPr>
+              <w:t xml:space="preserve"> </w:t>
+            </w:r>
+            <w:r>
+              <w:rPr>
+                <w:rFonts w:asciiTheme="minorHAnsi" w:hAnsiTheme="minorHAnsi" w:cstheme="minorHAnsi"/>
+                <w:lang w:val="es-UY"/>
+              </w:rPr>
+              <w:t>{pais_domicilio_1}</w:t>
             </w:r>
           </w:p>
         </w:tc>
@@ -1863,6 +1953,10 @@
               <w:t>Teléfono:</w:t>
             </w:r>
             <w:r>
+              <w:rPr>
+                <w:rFonts w:asciiTheme="minorHAnsi" w:hAnsiTheme="minorHAnsi" w:cstheme="minorHAnsi"/>
+                <w:lang w:val="es-UY"/>
+              </w:rPr>
               <w:t xml:space="preserve"> </w:t>
             </w:r>
             <w:r>
@@ -1870,7 +1964,7 @@
                 <w:rFonts w:asciiTheme="minorHAnsi" w:hAnsiTheme="minorHAnsi" w:cstheme="minorHAnsi"/>
                 <w:lang w:val="es-UY"/>
               </w:rPr>
-              <w:tab/>
+              <w:t>{telefono_1}</w:t>
             </w:r>
           </w:p>
         </w:tc>
@@ -1901,7 +1995,7 @@
                 <w:rFonts w:asciiTheme="minorHAnsi" w:hAnsiTheme="minorHAnsi" w:cstheme="minorHAnsi"/>
                 <w:lang w:val="es-UY"/>
               </w:rPr>
-              <w:tab/>
+              <w:t>{celular_1}</w:t>
             </w:r>
           </w:p>
         </w:tc>
@@ -1925,28 +2019,32 @@
             </w:pPr>
             <w:r>
               <w:rPr>
-                <w:rFonts w:asciiTheme="minorHAnsi" w:hAnsiTheme="minorHAnsi" w:cstheme="minorHAnsi"/>
-                <w:lang w:val="es-UY"/>
+                <w:rFonts w:cstheme="minorHAnsi"/>
               </w:rPr>
               <w:t>E-mail</w:t>
             </w:r>
             <w:r>
               <w:rPr>
-                <w:rFonts w:asciiTheme="minorHAnsi" w:hAnsiTheme="minorHAnsi" w:cstheme="minorHAnsi"/>
+                <w:rFonts w:cstheme="minorHAnsi"/>
                 <w:vertAlign w:val="superscript"/>
-                <w:lang w:val="es-UY"/>
               </w:rPr>
               <w:t>1</w:t>
             </w:r>
             <w:r>
               <w:rPr>
-                <w:rFonts w:asciiTheme="minorHAnsi" w:hAnsiTheme="minorHAnsi" w:cstheme="minorHAnsi"/>
-                <w:lang w:val="es-UY"/>
+                <w:rFonts w:cstheme="minorHAnsi"/>
               </w:rPr>
               <w:t>:</w:t>
             </w:r>
             <w:r>
               <w:t xml:space="preserve"> </w:t>
+            </w:r>
+            <w:r>
+              <w:rPr>
+                <w:rFonts w:asciiTheme="minorHAnsi" w:hAnsiTheme="minorHAnsi" w:cstheme="minorHAnsi"/>
+                <w:lang w:val="es-UY"/>
+              </w:rPr>
+              <w:t>{email_1}</w:t>
             </w:r>
           </w:p>
         </w:tc>
@@ -2000,6 +2098,13 @@
               </w:rPr>
               <w:t xml:space="preserve"> </w:t>
             </w:r>
+            <w:r>
+              <w:rPr>
+                <w:rFonts w:asciiTheme="minorHAnsi" w:hAnsiTheme="minorHAnsi" w:cstheme="minorHAnsi"/>
+                <w:lang w:val="es-UY"/>
+              </w:rPr>
+              <w:t>{ocupacion_1}</w:t>
+            </w:r>
           </w:p>
         </w:tc>
       </w:tr>
@@ -2024,6 +2129,18 @@
               </w:rPr>
               <w:t>Institución:</w:t>
             </w:r>
+            <w:r>
+              <w:rPr>
+                <w:rFonts w:asciiTheme="minorHAnsi" w:hAnsiTheme="minorHAnsi" w:cstheme="minorHAnsi"/>
+              </w:rPr>
+              <w:t xml:space="preserve"> </w:t>
+            </w:r>
+            <w:r>
+              <w:rPr>
+                <w:rFonts w:asciiTheme="minorHAnsi" w:hAnsiTheme="minorHAnsi" w:cstheme="minorHAnsi"/>
+              </w:rPr>
+              <w:t>{empleador_1}</w:t>
+            </w:r>
           </w:p>
         </w:tc>
       </w:tr>
@@ -2064,6 +2181,20 @@
                 <w:lang w:val="es-UY"/>
               </w:rPr>
               <w:t xml:space="preserve">: </w:t>
+            </w:r>
+            <w:r>
+              <w:rPr>
+                <w:rFonts w:asciiTheme="minorHAnsi" w:hAnsiTheme="minorHAnsi" w:cstheme="minorHAnsi"/>
+                <w:lang w:val="es-UY"/>
+              </w:rPr>
+              <w:t xml:space="preserve"> </w:t>
+            </w:r>
+            <w:r>
+              <w:rPr>
+                <w:rFonts w:asciiTheme="minorHAnsi" w:hAnsiTheme="minorHAnsi" w:cstheme="minorHAnsi"/>
+                <w:lang w:val="es-UY"/>
+              </w:rPr>
+              <w:t>{ingresos_1}</w:t>
             </w:r>
           </w:p>
         </w:tc>
@@ -2261,7 +2392,7 @@
                 <w:lang w:val="es-ES_tradnl" w:eastAsia="es-ES"/>
               </w:rPr>
               <w:pict w14:anchorId="62E0D25F">
-                <v:shape id="_x0000_i1026" type="#_x0000_t75" alt="" style="width:30pt;height:23.25pt;mso-width-percent:0;mso-height-percent:0;mso-width-percent:0;mso-height-percent:0">
+                <v:shape id="_x0000_i1026" type="#_x0000_t75" alt="" style="width:30.75pt;height:23.25pt;mso-width-percent:0;mso-height-percent:0;mso-width-percent:0;mso-height-percent:0">
                   <v:imagedata r:id="rId12" o:title=""/>
                 </v:shape>
               </w:pict>
@@ -2408,14 +2539,14 @@
                 <w:rFonts w:asciiTheme="minorHAnsi" w:hAnsiTheme="minorHAnsi" w:cstheme="minorHAnsi"/>
                 <w:lang w:val="es-UY"/>
               </w:rPr>
-              <w:t xml:space="preserve">País de residencia fiscal: </w:t>
-            </w:r>
-            <w:r>
-              <w:rPr>
-                <w:rFonts w:asciiTheme="minorHAnsi" w:hAnsiTheme="minorHAnsi" w:cstheme="minorHAnsi"/>
-                <w:lang w:val="es-UY"/>
-              </w:rPr>
-              <w:t>{pais_res_fiscal_1}</w:t>
+              <w:t>País de residencia fiscal:</w:t>
+            </w:r>
+            <w:r>
+              <w:rPr>
+                <w:rFonts w:asciiTheme="minorHAnsi" w:hAnsiTheme="minorHAnsi" w:cstheme="minorHAnsi"/>
+                <w:lang w:val="es-UY"/>
+              </w:rPr>
+              <w:t xml:space="preserve"> {pais_res_fiscal_1}</w:t>
             </w:r>
           </w:p>
         </w:tc>
@@ -2460,7 +2591,14 @@
                 <w:rFonts w:asciiTheme="minorHAnsi" w:hAnsiTheme="minorHAnsi" w:cstheme="minorHAnsi"/>
                 <w:lang w:val="es-UY"/>
               </w:rPr>
-              <w:tab/>
+              <w:t xml:space="preserve"> </w:t>
+            </w:r>
+            <w:r>
+              <w:rPr>
+                <w:rFonts w:asciiTheme="minorHAnsi" w:hAnsiTheme="minorHAnsi" w:cstheme="minorHAnsi"/>
+                <w:lang w:val="es-UY"/>
+              </w:rPr>
+              <w:t>{nif_1}</w:t>
             </w:r>
           </w:p>
         </w:tc>
@@ -2557,7 +2695,6 @@
         <w:tc>
           <w:tcPr>
             <w:tcW w:w="248" w:type="pct"/>
-            <w:shd w:val="clear" w:color="auto" w:fill="auto"/>
           </w:tcPr>
           <w:p>
             <w:pPr>
@@ -2597,7 +2734,6 @@
         <w:tc>
           <w:tcPr>
             <w:tcW w:w="4752" w:type="pct"/>
-            <w:shd w:val="clear" w:color="auto" w:fill="auto"/>
           </w:tcPr>
           <w:p>
             <w:pPr>
@@ -2635,7 +2771,6 @@
         <w:tc>
           <w:tcPr>
             <w:tcW w:w="248" w:type="pct"/>
-            <w:shd w:val="clear" w:color="auto" w:fill="auto"/>
           </w:tcPr>
           <w:p>
             <w:pPr>
@@ -2658,7 +2793,6 @@
         <w:tc>
           <w:tcPr>
             <w:tcW w:w="4752" w:type="pct"/>
-            <w:shd w:val="clear" w:color="auto" w:fill="auto"/>
           </w:tcPr>
           <w:p>
             <w:pPr>
@@ -2696,7 +2830,6 @@
         <w:tc>
           <w:tcPr>
             <w:tcW w:w="248" w:type="pct"/>
-            <w:shd w:val="clear" w:color="auto" w:fill="auto"/>
           </w:tcPr>
           <w:p>
             <w:pPr>
@@ -2719,7 +2852,6 @@
         <w:tc>
           <w:tcPr>
             <w:tcW w:w="4752" w:type="pct"/>
-            <w:shd w:val="clear" w:color="auto" w:fill="auto"/>
           </w:tcPr>
           <w:p>
             <w:pPr>
@@ -2778,28 +2910,11 @@
           </w:p>
         </w:tc>
       </w:tr>
-      <w:bookmarkEnd w:id="0"/>
     </w:tbl>
+    <w:bookmarkEnd w:id="0"/>
     <w:p>
       <w:pPr>
         <w:spacing w:after="0" w:line="240" w:lineRule="auto"/>
-        <w:contextualSpacing/>
-        <w:jc w:val="center"/>
-        <w:rPr>
-          <w:rFonts w:cstheme="minorHAnsi"/>
-          <w:sz w:val="20"/>
-          <w:szCs w:val="20"/>
-        </w:rPr>
-      </w:pPr>
-    </w:p>
-    <w:p>
-      <w:pPr>
-        <w:pStyle w:val="Prrafodelista"/>
-        <w:numPr>
-          <w:ilvl w:val="0"/>
-          <w:numId w:val="8"/>
-        </w:numPr>
-        <w:spacing w:after="0" w:line="240" w:lineRule="auto"/>
         <w:rPr>
           <w:rFonts w:cstheme="minorHAnsi"/>
           <w:sz w:val="20"/>
@@ -2814,16 +2929,15 @@
         </w:rPr>
         <w:t>Imprimir esta hoja como titulares, apoderados, autorizados y/o beneficiarios integren el Cliente</w:t>
       </w:r>
-    </w:p>
-    <w:p>
-      <w:pPr>
-        <w:spacing w:after="0" w:line="240" w:lineRule="auto"/>
-        <w:rPr>
-          <w:rFonts w:cstheme="minorHAnsi"/>
-          <w:sz w:val="20"/>
-          <w:szCs w:val="20"/>
-        </w:rPr>
-      </w:pPr>
+      <w:r>
+        <w:rPr>
+          <w:rFonts w:cstheme="minorHAnsi"/>
+          <w:sz w:val="20"/>
+          <w:szCs w:val="20"/>
+        </w:rPr>
+        <w:br w:type="page"/>
+      </w:r>
+      <w:bookmarkEnd w:id="1"/>
     </w:p>
     <w:p>
       <w:pPr>
@@ -2846,10 +2960,11 @@
           <w:szCs w:val="20"/>
           <w:u w:val="single"/>
         </w:rPr>
+        <w:lastRenderedPageBreak/>
         <mc:AlternateContent>
           <mc:Choice Requires="wps">
             <w:drawing>
-              <wp:anchor distT="0" distB="0" distL="114300" distR="114300" simplePos="0" relativeHeight="251708416" behindDoc="0" locked="0" layoutInCell="1" allowOverlap="1" wp14:anchorId="697CF40F" wp14:editId="79ABE48C">
+              <wp:anchor distT="0" distB="0" distL="114300" distR="114300" simplePos="0" relativeHeight="251708416" behindDoc="0" locked="0" layoutInCell="1" allowOverlap="1" wp14:anchorId="099EE0C0" wp14:editId="2F20D5A1">
                 <wp:simplePos x="0" y="0"/>
                 <wp:positionH relativeFrom="column">
                   <wp:posOffset>3246120</wp:posOffset>
@@ -2860,7 +2975,7 @@
                 <wp:extent cx="227330" cy="172085"/>
                 <wp:effectExtent l="0" t="0" r="13970" b="18415"/>
                 <wp:wrapNone/>
-                <wp:docPr id="504842154" name="Rectangle 6"/>
+                <wp:docPr id="1502161773" name="Rectangle 6"/>
                 <wp:cNvGraphicFramePr>
                   <a:graphicFrameLocks xmlns:a="http://schemas.openxmlformats.org/drawingml/2006/main"/>
                 </wp:cNvGraphicFramePr>
@@ -2907,7 +3022,7 @@
           </mc:Choice>
           <mc:Fallback>
             <w:pict>
-              <v:rect w14:anchorId="7AA26B97" id="Rectangle 6" o:spid="_x0000_s1026" style="position:absolute;margin-left:255.6pt;margin-top:21.15pt;width:17.9pt;height:13.55pt;z-index:251708416;visibility:visible;mso-wrap-style:square;mso-width-percent:0;mso-height-percent:0;mso-wrap-distance-left:9pt;mso-wrap-distance-top:0;mso-wrap-distance-right:9pt;mso-wrap-distance-bottom:0;mso-position-horizontal:absolute;mso-position-horizontal-relative:text;mso-position-vertical:absolute;mso-position-vertical-relative:text;mso-width-percent:0;mso-height-percent:0;mso-width-relative:page;mso-height-relative:page;v-text-anchor:top" o:gfxdata="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">
+              <v:rect w14:anchorId="5EBD5B06" id="Rectangle 6" o:spid="_x0000_s1026" style="position:absolute;margin-left:255.6pt;margin-top:21.15pt;width:17.9pt;height:13.55pt;z-index:251708416;visibility:visible;mso-wrap-style:square;mso-width-percent:0;mso-height-percent:0;mso-wrap-distance-left:9pt;mso-wrap-distance-top:0;mso-wrap-distance-right:9pt;mso-wrap-distance-bottom:0;mso-position-horizontal:absolute;mso-position-horizontal-relative:text;mso-position-vertical:absolute;mso-position-vertical-relative:text;mso-width-percent:0;mso-height-percent:0;mso-width-relative:page;mso-height-relative:page;v-text-anchor:top" o:gfxdata="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">
                 <v:path arrowok="t"/>
               </v:rect>
             </w:pict>
@@ -2928,7 +3043,7 @@
         <mc:AlternateContent>
           <mc:Choice Requires="wps">
             <w:drawing>
-              <wp:anchor distT="0" distB="0" distL="114300" distR="114300" simplePos="0" relativeHeight="251706368" behindDoc="0" locked="0" layoutInCell="1" allowOverlap="1" wp14:anchorId="526BCDCA" wp14:editId="0CC28CD6">
+              <wp:anchor distT="0" distB="0" distL="114300" distR="114300" simplePos="0" relativeHeight="251706368" behindDoc="0" locked="0" layoutInCell="1" allowOverlap="1" wp14:anchorId="19B05DF4" wp14:editId="1E1112AA">
                 <wp:simplePos x="0" y="0"/>
                 <wp:positionH relativeFrom="column">
                   <wp:posOffset>1173480</wp:posOffset>
@@ -2939,7 +3054,7 @@
                 <wp:extent cx="227330" cy="172085"/>
                 <wp:effectExtent l="0" t="0" r="13970" b="18415"/>
                 <wp:wrapNone/>
-                <wp:docPr id="574584696" name="Rectangle 6"/>
+                <wp:docPr id="889611456" name="Rectangle 6"/>
                 <wp:cNvGraphicFramePr>
                   <a:graphicFrameLocks xmlns:a="http://schemas.openxmlformats.org/drawingml/2006/main"/>
                 </wp:cNvGraphicFramePr>
@@ -2986,7 +3101,7 @@
           </mc:Choice>
           <mc:Fallback>
             <w:pict>
-              <v:rect w14:anchorId="6952E1CB" id="Rectangle 6" o:spid="_x0000_s1026" style="position:absolute;margin-left:92.4pt;margin-top:21.15pt;width:17.9pt;height:13.55pt;z-index:251706368;visibility:visible;mso-wrap-style:square;mso-width-percent:0;mso-height-percent:0;mso-wrap-distance-left:9pt;mso-wrap-distance-top:0;mso-wrap-distance-right:9pt;mso-wrap-distance-bottom:0;mso-position-horizontal:absolute;mso-position-horizontal-relative:text;mso-position-vertical:absolute;mso-position-vertical-relative:text;mso-width-percent:0;mso-height-percent:0;mso-width-relative:page;mso-height-relative:page;v-text-anchor:top" o:gfxdata="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">
+              <v:rect w14:anchorId="0AD0BF6B" id="Rectangle 6" o:spid="_x0000_s1026" style="position:absolute;margin-left:92.4pt;margin-top:21.15pt;width:17.9pt;height:13.55pt;z-index:251706368;visibility:visible;mso-wrap-style:square;mso-width-percent:0;mso-height-percent:0;mso-wrap-distance-left:9pt;mso-wrap-distance-top:0;mso-wrap-distance-right:9pt;mso-wrap-distance-bottom:0;mso-position-horizontal:absolute;mso-position-horizontal-relative:text;mso-position-vertical:absolute;mso-position-vertical-relative:text;mso-width-percent:0;mso-height-percent:0;mso-width-relative:page;mso-height-relative:page;v-text-anchor:top" o:gfxdata="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">
                 <v:path arrowok="t"/>
               </v:rect>
             </w:pict>
@@ -3003,7 +3118,7 @@
         <mc:AlternateContent>
           <mc:Choice Requires="wps">
             <w:drawing>
-              <wp:anchor distT="0" distB="0" distL="114300" distR="114300" simplePos="0" relativeHeight="251705344" behindDoc="1" locked="0" layoutInCell="1" allowOverlap="1" wp14:anchorId="1EA1A80A" wp14:editId="3AB8473F">
+              <wp:anchor distT="0" distB="0" distL="114300" distR="114300" simplePos="0" relativeHeight="251705344" behindDoc="1" locked="0" layoutInCell="1" allowOverlap="1" wp14:anchorId="1005C001" wp14:editId="47A39B56">
                 <wp:simplePos x="0" y="0"/>
                 <wp:positionH relativeFrom="margin">
                   <wp:align>left</wp:align>
@@ -3014,7 +3129,7 @@
                 <wp:extent cx="5402253" cy="145855"/>
                 <wp:effectExtent l="0" t="0" r="8255" b="6985"/>
                 <wp:wrapNone/>
-                <wp:docPr id="507020747" name="Rectángulo 507020747"/>
+                <wp:docPr id="462092264" name="Rectángulo 462092264"/>
                 <wp:cNvGraphicFramePr/>
                 <a:graphic xmlns:a="http://schemas.openxmlformats.org/drawingml/2006/main">
                   <a:graphicData uri="http://schemas.microsoft.com/office/word/2010/wordprocessingShape">
@@ -3070,7 +3185,7 @@
           </mc:Choice>
           <mc:Fallback>
             <w:pict>
-              <v:rect w14:anchorId="08378438" id="Rectángulo 507020747" o:spid="_x0000_s1026" style="position:absolute;margin-left:0;margin-top:.35pt;width:425.35pt;height:11.5pt;z-index:-251611136;visibility:visible;mso-wrap-style:square;mso-height-percent:0;mso-wrap-distance-left:9pt;mso-wrap-distance-top:0;mso-wrap-distance-right:9pt;mso-wrap-distance-bottom:0;mso-position-horizontal:left;mso-position-horizontal-relative:margin;mso-position-vertical:absolute;mso-position-vertical-relative:text;mso-height-percent:0;mso-height-relative:margin;v-text-anchor:middle" o:gfxdata="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" fillcolor="#bfbfbf [2412]" stroked="f" strokeweight="1pt">
+              <v:rect w14:anchorId="19583A7C" id="Rectángulo 462092264" o:spid="_x0000_s1026" style="position:absolute;margin-left:0;margin-top:.35pt;width:425.35pt;height:11.5pt;z-index:-251611136;visibility:visible;mso-wrap-style:square;mso-height-percent:0;mso-wrap-distance-left:9pt;mso-wrap-distance-top:0;mso-wrap-distance-right:9pt;mso-wrap-distance-bottom:0;mso-position-horizontal:left;mso-position-horizontal-relative:margin;mso-position-vertical:absolute;mso-position-vertical-relative:text;mso-height-percent:0;mso-height-relative:margin;v-text-anchor:middle" o:gfxdata="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" fillcolor="#bfbfbf [2412]" stroked="f" strokeweight="1pt">
                 <w10:wrap anchorx="margin"/>
               </v:rect>
             </w:pict>
@@ -3210,7 +3325,7 @@
         <mc:AlternateContent>
           <mc:Choice Requires="wps">
             <w:drawing>
-              <wp:anchor distT="0" distB="0" distL="114300" distR="114300" simplePos="0" relativeHeight="251707392" behindDoc="0" locked="0" layoutInCell="1" allowOverlap="1" wp14:anchorId="4A921DE5" wp14:editId="192F04F3">
+              <wp:anchor distT="0" distB="0" distL="114300" distR="114300" simplePos="0" relativeHeight="251707392" behindDoc="0" locked="0" layoutInCell="1" allowOverlap="1" wp14:anchorId="6A8B1C30" wp14:editId="675A9487">
                 <wp:simplePos x="0" y="0"/>
                 <wp:positionH relativeFrom="column">
                   <wp:posOffset>0</wp:posOffset>
@@ -3219,9 +3334,9 @@
                   <wp:posOffset>0</wp:posOffset>
                 </wp:positionV>
                 <wp:extent cx="227330" cy="172085"/>
-                <wp:effectExtent l="0" t="0" r="20320" b="18415"/>
+                <wp:effectExtent l="0" t="0" r="13970" b="18415"/>
                 <wp:wrapNone/>
-                <wp:docPr id="1699930678" name="Rectangle 6"/>
+                <wp:docPr id="476778840" name="Rectangle 6"/>
                 <wp:cNvGraphicFramePr>
                   <a:graphicFrameLocks xmlns:a="http://schemas.openxmlformats.org/drawingml/2006/main"/>
                 </wp:cNvGraphicFramePr>
@@ -3255,11 +3370,8 @@
                         <w:txbxContent>
                           <w:p>
                             <w:pPr>
-                              <w:jc w:val="center"/>
+                              <w:spacing w:line="240" w:lineRule="auto"/>
                             </w:pPr>
-                            <w:r>
-                              <w:t>X</w:t>
-                            </w:r>
                           </w:p>
                         </w:txbxContent>
                       </wps:txbx>
@@ -3280,17 +3392,14 @@
           </mc:Choice>
           <mc:Fallback>
             <w:pict>
-              <v:rect w14:anchorId="4A921DE5" id="_x0000_s1027" style="position:absolute;margin-left:0;margin-top:0;width:17.9pt;height:13.55pt;z-index:251707392;visibility:visible;mso-wrap-style:square;mso-width-percent:0;mso-height-percent:0;mso-wrap-distance-left:9pt;mso-wrap-distance-top:0;mso-wrap-distance-right:9pt;mso-wrap-distance-bottom:0;mso-position-horizontal:absolute;mso-position-horizontal-relative:text;mso-position-vertical:absolute;mso-position-vertical-relative:text;mso-width-percent:0;mso-height-percent:0;mso-width-relative:page;mso-height-relative:page;v-text-anchor:top" o:gfxdata="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">
+              <v:rect w14:anchorId="6A8B1C30" id="_x0000_s1027" style="position:absolute;margin-left:0;margin-top:0;width:17.9pt;height:13.55pt;z-index:251707392;visibility:visible;mso-wrap-style:square;mso-width-percent:0;mso-height-percent:0;mso-wrap-distance-left:9pt;mso-wrap-distance-top:0;mso-wrap-distance-right:9pt;mso-wrap-distance-bottom:0;mso-position-horizontal:absolute;mso-position-horizontal-relative:text;mso-position-vertical:absolute;mso-position-vertical-relative:text;mso-width-percent:0;mso-height-percent:0;mso-width-relative:page;mso-height-relative:page;v-text-anchor:top" o:gfxdata="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">
                 <v:path arrowok="t"/>
                 <v:textbox>
                   <w:txbxContent>
                     <w:p>
                       <w:pPr>
-                        <w:jc w:val="center"/>
+                        <w:spacing w:line="240" w:lineRule="auto"/>
                       </w:pPr>
-                      <w:r>
-                        <w:t>X</w:t>
-                      </w:r>
                     </w:p>
                   </w:txbxContent>
                 </v:textbox>
@@ -3423,8 +3532,11 @@
             </w:r>
             <w:r>
               <w:rPr>
-                <w:rFonts w:asciiTheme="minorHAnsi" w:hAnsiTheme="minorHAnsi" w:cstheme="minorHAnsi"/>
-                <w:lang w:val="es-UY"/>
+                <w:rFonts w:ascii="Roboto" w:hAnsi="Roboto"/>
+                <w:color w:val="000000"/>
+                <w:sz w:val="18"/>
+                <w:szCs w:val="18"/>
+                <w:shd w:val="clear" w:color="auto" w:fill="FFFFFF"/>
               </w:rPr>
               <w:t xml:space="preserve"> </w:t>
             </w:r>
@@ -3483,14 +3595,11 @@
               <w:t>Tipo de documento:</w:t>
             </w:r>
             <w:r>
+              <w:rPr>
+                <w:rFonts w:asciiTheme="minorHAnsi" w:hAnsiTheme="minorHAnsi" w:cstheme="minorHAnsi"/>
+                <w:lang w:val="es-UY"/>
+              </w:rPr>
               <w:t xml:space="preserve"> </w:t>
-            </w:r>
-            <w:r>
-              <w:rPr>
-                <w:rFonts w:asciiTheme="minorHAnsi" w:hAnsiTheme="minorHAnsi" w:cstheme="minorHAnsi"/>
-                <w:lang w:val="es-UY"/>
-              </w:rPr>
-              <w:tab/>
             </w:r>
           </w:p>
         </w:tc>
@@ -3514,14 +3623,13 @@
               <w:t>Número de documento:</w:t>
             </w:r>
             <w:r>
-              <w:t xml:space="preserve"> </w:t>
-            </w:r>
-            <w:r>
-              <w:rPr>
-                <w:rFonts w:asciiTheme="minorHAnsi" w:hAnsiTheme="minorHAnsi" w:cstheme="minorHAnsi"/>
-                <w:lang w:val="es-UY"/>
-              </w:rPr>
-              <w:tab/>
+              <w:rPr>
+                <w:rFonts w:ascii="Roboto" w:hAnsi="Roboto"/>
+                <w:color w:val="000000"/>
+                <w:sz w:val="18"/>
+                <w:szCs w:val="18"/>
+                <w:shd w:val="clear" w:color="auto" w:fill="FFFFFF"/>
+              </w:rPr>
               <w:t xml:space="preserve"> </w:t>
             </w:r>
           </w:p>
@@ -3730,13 +3838,11 @@
             <w:pPr>
               <w:rPr>
                 <w:rFonts w:asciiTheme="minorHAnsi" w:hAnsiTheme="minorHAnsi" w:cstheme="minorHAnsi"/>
-                <w:lang w:val="es-UY"/>
               </w:rPr>
             </w:pPr>
             <w:r>
               <w:rPr>
-                <w:rFonts w:asciiTheme="minorHAnsi" w:hAnsiTheme="minorHAnsi" w:cstheme="minorHAnsi"/>
-                <w:lang w:val="es-UY"/>
+                <w:rFonts w:cstheme="minorHAnsi"/>
               </w:rPr>
               <w:t>Domicilio:</w:t>
             </w:r>
@@ -3769,13 +3875,6 @@
               </w:rPr>
               <w:t>Ciudad y código postal:</w:t>
             </w:r>
-            <w:r>
-              <w:rPr>
-                <w:rFonts w:asciiTheme="minorHAnsi" w:hAnsiTheme="minorHAnsi" w:cstheme="minorHAnsi"/>
-                <w:lang w:val="es-UY"/>
-              </w:rPr>
-              <w:t xml:space="preserve"> </w:t>
-            </w:r>
           </w:p>
         </w:tc>
         <w:tc>
@@ -3799,7 +3898,8 @@
             </w:r>
             <w:r>
               <w:rPr>
-                <w:rFonts w:cstheme="minorHAnsi"/>
+                <w:rFonts w:asciiTheme="minorHAnsi" w:hAnsiTheme="minorHAnsi" w:cstheme="minorHAnsi"/>
+                <w:lang w:val="es-UY"/>
               </w:rPr>
               <w:t xml:space="preserve"> </w:t>
             </w:r>
@@ -3830,6 +3930,10 @@
               <w:t>Teléfono:</w:t>
             </w:r>
             <w:r>
+              <w:rPr>
+                <w:rFonts w:asciiTheme="minorHAnsi" w:hAnsiTheme="minorHAnsi" w:cstheme="minorHAnsi"/>
+                <w:lang w:val="es-UY"/>
+              </w:rPr>
               <w:t xml:space="preserve"> </w:t>
             </w:r>
             <w:r>
@@ -3862,13 +3966,6 @@
             </w:r>
             <w:r>
               <w:t xml:space="preserve"> </w:t>
-            </w:r>
-            <w:r>
-              <w:rPr>
-                <w:rFonts w:asciiTheme="minorHAnsi" w:hAnsiTheme="minorHAnsi" w:cstheme="minorHAnsi"/>
-                <w:lang w:val="es-UY"/>
-              </w:rPr>
-              <w:tab/>
             </w:r>
           </w:p>
         </w:tc>
@@ -3886,29 +3983,25 @@
           <w:p>
             <w:pPr>
               <w:rPr>
-                <w:rFonts w:asciiTheme="minorHAnsi" w:hAnsiTheme="minorHAnsi" w:cstheme="minorHAnsi"/>
-                <w:lang w:val="es-UY"/>
+                <w:rFonts w:cstheme="minorHAnsi"/>
               </w:rPr>
             </w:pPr>
             <w:r>
               <w:rPr>
-                <w:rFonts w:asciiTheme="minorHAnsi" w:hAnsiTheme="minorHAnsi" w:cstheme="minorHAnsi"/>
-                <w:lang w:val="es-UY"/>
+                <w:rFonts w:cstheme="minorHAnsi"/>
               </w:rPr>
               <w:t>E-mail</w:t>
             </w:r>
             <w:r>
               <w:rPr>
-                <w:rFonts w:asciiTheme="minorHAnsi" w:hAnsiTheme="minorHAnsi" w:cstheme="minorHAnsi"/>
+                <w:rFonts w:cstheme="minorHAnsi"/>
                 <w:vertAlign w:val="superscript"/>
-                <w:lang w:val="es-UY"/>
               </w:rPr>
               <w:t>1</w:t>
             </w:r>
             <w:r>
               <w:rPr>
-                <w:rFonts w:asciiTheme="minorHAnsi" w:hAnsiTheme="minorHAnsi" w:cstheme="minorHAnsi"/>
-                <w:lang w:val="es-UY"/>
+                <w:rFonts w:cstheme="minorHAnsi"/>
               </w:rPr>
               <w:t>:</w:t>
             </w:r>
@@ -3921,6 +4014,27 @@
               </w:rPr>
               <w:tab/>
             </w:r>
+          </w:p>
+          <w:p>
+            <w:pPr>
+              <w:rPr>
+                <w:rFonts w:cstheme="minorHAnsi"/>
+              </w:rPr>
+            </w:pPr>
+            <w:r>
+              <w:rPr>
+                <w:rFonts w:cstheme="minorHAnsi"/>
+              </w:rPr>
+              <w:tab/>
+            </w:r>
+          </w:p>
+          <w:p>
+            <w:pPr>
+              <w:rPr>
+                <w:rFonts w:asciiTheme="minorHAnsi" w:hAnsiTheme="minorHAnsi" w:cstheme="minorHAnsi"/>
+                <w:lang w:val="es-UY"/>
+              </w:rPr>
+            </w:pPr>
           </w:p>
         </w:tc>
       </w:tr>
@@ -3997,6 +4111,22 @@
               </w:rPr>
               <w:t>Institución:</w:t>
             </w:r>
+            <w:r>
+              <w:rPr>
+                <w:rFonts w:asciiTheme="minorHAnsi" w:hAnsiTheme="minorHAnsi" w:cstheme="minorHAnsi"/>
+              </w:rPr>
+              <w:t xml:space="preserve"> </w:t>
+            </w:r>
+            <w:r>
+              <w:rPr>
+                <w:rFonts w:ascii="Roboto" w:hAnsi="Roboto"/>
+                <w:color w:val="000000"/>
+                <w:sz w:val="18"/>
+                <w:szCs w:val="18"/>
+                <w:shd w:val="clear" w:color="auto" w:fill="FFFFFF"/>
+              </w:rPr>
+              <w:t> </w:t>
+            </w:r>
           </w:p>
         </w:tc>
       </w:tr>
@@ -4037,6 +4167,13 @@
                 <w:lang w:val="es-UY"/>
               </w:rPr>
               <w:t xml:space="preserve">: </w:t>
+            </w:r>
+            <w:r>
+              <w:rPr>
+                <w:rFonts w:asciiTheme="minorHAnsi" w:hAnsiTheme="minorHAnsi" w:cstheme="minorHAnsi"/>
+                <w:lang w:val="es-UY"/>
+              </w:rPr>
+              <w:t xml:space="preserve"> </w:t>
             </w:r>
           </w:p>
         </w:tc>
@@ -4199,20 +4336,20 @@
                 <w:lang w:val="es-ES_tradnl" w:eastAsia="es-ES"/>
               </w:rPr>
               <w:drawing>
-                <wp:inline distT="0" distB="0" distL="0" distR="0" wp14:anchorId="78F3EDA3" wp14:editId="78C61BE6">
-                  <wp:extent cx="495300" cy="295275"/>
-                  <wp:effectExtent l="0" t="0" r="0" b="9525"/>
-                  <wp:docPr id="1953651429" name="Imagen 2"/>
+                <wp:inline distT="0" distB="0" distL="0" distR="0" wp14:anchorId="2EBA78DB" wp14:editId="42BB3B9B">
+                  <wp:extent cx="497840" cy="298450"/>
+                  <wp:effectExtent l="0" t="0" r="0" b="6350"/>
+                  <wp:docPr id="359879143" name="Imagen 359879143"/>
                   <wp:cNvGraphicFramePr>
-                    <a:graphicFrameLocks xmlns:a="http://schemas.openxmlformats.org/drawingml/2006/main" noChangeAspect="1"/>
+                    <a:graphicFrameLocks xmlns:a="http://schemas.openxmlformats.org/drawingml/2006/main"/>
                   </wp:cNvGraphicFramePr>
                   <a:graphic xmlns:a="http://schemas.openxmlformats.org/drawingml/2006/main">
                     <a:graphicData uri="http://schemas.openxmlformats.org/drawingml/2006/picture">
                       <pic:pic xmlns:pic="http://schemas.openxmlformats.org/drawingml/2006/picture">
                         <pic:nvPicPr>
-                          <pic:cNvPr id="0" name="Picture 7"/>
+                          <pic:cNvPr id="0" name="Picture 1"/>
                           <pic:cNvPicPr>
-                            <a:picLocks noChangeAspect="1" noChangeArrowheads="1"/>
+                            <a:picLocks/>
                           </pic:cNvPicPr>
                         </pic:nvPicPr>
                         <pic:blipFill>
@@ -4231,7 +4368,7 @@
                         <pic:spPr bwMode="auto">
                           <a:xfrm>
                             <a:off x="0" y="0"/>
-                            <a:ext cx="495300" cy="295275"/>
+                            <a:ext cx="497840" cy="298450"/>
                           </a:xfrm>
                           <a:prstGeom prst="rect">
                             <a:avLst/>
@@ -4254,20 +4391,20 @@
                 <w:lang w:val="es-ES_tradnl" w:eastAsia="es-ES"/>
               </w:rPr>
               <w:drawing>
-                <wp:inline distT="0" distB="0" distL="0" distR="0" wp14:anchorId="40F090D5" wp14:editId="0F361840">
-                  <wp:extent cx="381000" cy="295275"/>
-                  <wp:effectExtent l="0" t="0" r="0" b="9525"/>
-                  <wp:docPr id="263156333" name="Imagen 1"/>
+                <wp:inline distT="0" distB="0" distL="0" distR="0" wp14:anchorId="23EA7F2E" wp14:editId="761DC154">
+                  <wp:extent cx="380365" cy="298450"/>
+                  <wp:effectExtent l="0" t="0" r="635" b="6350"/>
+                  <wp:docPr id="1699610740" name="Imagen 1699610740"/>
                   <wp:cNvGraphicFramePr>
-                    <a:graphicFrameLocks xmlns:a="http://schemas.openxmlformats.org/drawingml/2006/main" noChangeAspect="1"/>
+                    <a:graphicFrameLocks xmlns:a="http://schemas.openxmlformats.org/drawingml/2006/main"/>
                   </wp:cNvGraphicFramePr>
                   <a:graphic xmlns:a="http://schemas.openxmlformats.org/drawingml/2006/main">
                     <a:graphicData uri="http://schemas.openxmlformats.org/drawingml/2006/picture">
                       <pic:pic xmlns:pic="http://schemas.openxmlformats.org/drawingml/2006/picture">
                         <pic:nvPicPr>
-                          <pic:cNvPr id="0" name="Picture 8"/>
+                          <pic:cNvPr id="0" name="Picture 2"/>
                           <pic:cNvPicPr>
-                            <a:picLocks noChangeAspect="1" noChangeArrowheads="1"/>
+                            <a:picLocks/>
                           </pic:cNvPicPr>
                         </pic:nvPicPr>
                         <pic:blipFill>
@@ -4286,7 +4423,7 @@
                         <pic:spPr bwMode="auto">
                           <a:xfrm>
                             <a:off x="0" y="0"/>
-                            <a:ext cx="381000" cy="295275"/>
+                            <a:ext cx="380365" cy="298450"/>
                           </a:xfrm>
                           <a:prstGeom prst="rect">
                             <a:avLst/>
@@ -4458,13 +4595,6 @@
                 <w:lang w:val="es-UY"/>
               </w:rPr>
               <w:t>Número de identificación fiscal o su equivalente funcional*:</w:t>
-            </w:r>
-            <w:r>
-              <w:rPr>
-                <w:rFonts w:asciiTheme="minorHAnsi" w:hAnsiTheme="minorHAnsi" w:cstheme="minorHAnsi"/>
-                <w:lang w:val="es-UY"/>
-              </w:rPr>
-              <w:tab/>
             </w:r>
           </w:p>
         </w:tc>
@@ -4561,7 +4691,6 @@
         <w:tc>
           <w:tcPr>
             <w:tcW w:w="248" w:type="pct"/>
-            <w:shd w:val="clear" w:color="auto" w:fill="auto"/>
           </w:tcPr>
           <w:p>
             <w:pPr>
@@ -4601,7 +4730,6 @@
         <w:tc>
           <w:tcPr>
             <w:tcW w:w="4752" w:type="pct"/>
-            <w:shd w:val="clear" w:color="auto" w:fill="auto"/>
           </w:tcPr>
           <w:p>
             <w:pPr>
@@ -4639,7 +4767,6 @@
         <w:tc>
           <w:tcPr>
             <w:tcW w:w="248" w:type="pct"/>
-            <w:shd w:val="clear" w:color="auto" w:fill="auto"/>
           </w:tcPr>
           <w:p>
             <w:pPr>
@@ -4662,7 +4789,6 @@
         <w:tc>
           <w:tcPr>
             <w:tcW w:w="4752" w:type="pct"/>
-            <w:shd w:val="clear" w:color="auto" w:fill="auto"/>
           </w:tcPr>
           <w:p>
             <w:pPr>
@@ -4700,7 +4826,6 @@
         <w:tc>
           <w:tcPr>
             <w:tcW w:w="248" w:type="pct"/>
-            <w:shd w:val="clear" w:color="auto" w:fill="auto"/>
           </w:tcPr>
           <w:p>
             <w:pPr>
@@ -4723,7 +4848,6 @@
         <w:tc>
           <w:tcPr>
             <w:tcW w:w="4752" w:type="pct"/>
-            <w:shd w:val="clear" w:color="auto" w:fill="auto"/>
           </w:tcPr>
           <w:p>
             <w:pPr>
@@ -4785,19 +4909,6 @@
     </w:tbl>
     <w:p>
       <w:pPr>
-        <w:spacing w:after="0" w:line="240" w:lineRule="auto"/>
-        <w:contextualSpacing/>
-        <w:jc w:val="center"/>
-        <w:rPr>
-          <w:rFonts w:cstheme="minorHAnsi"/>
-          <w:sz w:val="20"/>
-          <w:szCs w:val="20"/>
-        </w:rPr>
-      </w:pPr>
-    </w:p>
-    <w:p>
-      <w:pPr>
-        <w:spacing w:after="0" w:line="240" w:lineRule="auto"/>
         <w:rPr>
           <w:rFonts w:cstheme="minorHAnsi"/>
           <w:sz w:val="20"/>
@@ -4815,35 +4926,15 @@
       <w:r>
         <w:rPr>
           <w:rFonts w:cstheme="minorHAnsi"/>
-          <w:sz w:val="20"/>
-          <w:szCs w:val="20"/>
+          <w:noProof/>
         </w:rPr>
         <w:t xml:space="preserve"> </w:t>
       </w:r>
       <w:r>
         <w:rPr>
           <w:rFonts w:cstheme="minorHAnsi"/>
-          <w:sz w:val="20"/>
-          <w:szCs w:val="20"/>
-        </w:rPr>
-        <w:br w:type="page"/>
-      </w:r>
-      <w:bookmarkEnd w:id="1"/>
-    </w:p>
-    <w:p>
-      <w:pPr>
-        <w:rPr>
-          <w:rFonts w:cstheme="minorHAnsi"/>
-          <w:sz w:val="20"/>
-          <w:szCs w:val="20"/>
-        </w:rPr>
-      </w:pPr>
-      <w:r>
-        <w:rPr>
-          <w:rFonts w:cstheme="minorHAnsi"/>
           <w:noProof/>
         </w:rPr>
-        <w:lastRenderedPageBreak/>
         <mc:AlternateContent>
           <mc:Choice Requires="wps">
             <w:drawing>
@@ -4897,7 +4988,7 @@
               </wp:anchor>
             </w:drawing>
           </mc:Choice>
-          <mc:Fallback xmlns:w16du="http://schemas.microsoft.com/office/word/2023/wordml/word16du">
+          <mc:Fallback>
             <w:pict>
               <v:line w14:anchorId="1A4283C2" id="Conector recto 12" o:spid="_x0000_s1026" style="position:absolute;z-index:251678720;visibility:visible;mso-wrap-style:square;mso-width-percent:0;mso-wrap-distance-left:9pt;mso-wrap-distance-top:0;mso-wrap-distance-right:9pt;mso-wrap-distance-bottom:0;mso-position-horizontal:absolute;mso-position-horizontal-relative:margin;mso-position-vertical:absolute;mso-position-vertical-relative:text;mso-width-percent:0;mso-width-relative:margin" from="0,12.35pt" to="424.9pt,12.35pt" o:gfxdata="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" strokecolor="black [3200]" strokeweight=".5pt">
                 <v:stroke joinstyle="miter"/>
@@ -4925,6 +5016,7 @@
           <w:sz w:val="20"/>
           <w:szCs w:val="20"/>
         </w:rPr>
+        <w:lastRenderedPageBreak/>
         <mc:AlternateContent>
           <mc:Choice Requires="wps">
             <w:drawing>
@@ -4993,7 +5085,7 @@
               </wp:anchor>
             </w:drawing>
           </mc:Choice>
-          <mc:Fallback xmlns:w16du="http://schemas.microsoft.com/office/word/2023/wordml/word16du">
+          <mc:Fallback>
             <w:pict>
               <v:rect w14:anchorId="34247081" id="Rectángulo 13" o:spid="_x0000_s1026" style="position:absolute;margin-left:0;margin-top:.35pt;width:425.35pt;height:11.5pt;z-index:-251635712;visibility:visible;mso-wrap-style:square;mso-height-percent:0;mso-wrap-distance-left:9pt;mso-wrap-distance-top:0;mso-wrap-distance-right:9pt;mso-wrap-distance-bottom:0;mso-position-horizontal:left;mso-position-horizontal-relative:margin;mso-position-vertical:absolute;mso-position-vertical-relative:text;mso-height-percent:0;mso-height-relative:margin;v-text-anchor:middle" o:gfxdata="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" fillcolor="#bfbfbf [2412]" stroked="f" strokeweight="1pt">
                 <w10:wrap anchorx="margin"/>
@@ -5059,7 +5151,7 @@
           <w:sz w:val="20"/>
           <w:szCs w:val="20"/>
         </w:rPr>
-        <w:t xml:space="preserve">GELIENE INTERNATIONAL SA </w:t>
+        <w:t>GELIENE INTERNATIONAL WEALTH MANAGEMENT</w:t>
       </w:r>
       <w:r>
         <w:rPr>
@@ -5069,7 +5161,7 @@
           <w:sz w:val="20"/>
           <w:szCs w:val="20"/>
         </w:rPr>
-        <w:t>(en adelante “</w:t>
+        <w:t xml:space="preserve"> SA</w:t>
       </w:r>
       <w:r>
         <w:rPr>
@@ -5079,7 +5171,7 @@
           <w:sz w:val="20"/>
           <w:szCs w:val="20"/>
         </w:rPr>
-        <w:t>GELIENE INTERNATIONAL”</w:t>
+        <w:t xml:space="preserve"> (en adelante “GELIENE INTERNATIONAL” o “el Asesor”)</w:t>
       </w:r>
       <w:r>
         <w:rPr>
@@ -5089,16 +5181,6 @@
           <w:sz w:val="20"/>
           <w:szCs w:val="20"/>
         </w:rPr>
-        <w:t xml:space="preserve"> o “el Asesor”)</w:t>
-      </w:r>
-      <w:r>
-        <w:rPr>
-          <w:rFonts w:cstheme="minorHAnsi"/>
-          <w:b/>
-          <w:bCs/>
-          <w:sz w:val="20"/>
-          <w:szCs w:val="20"/>
-        </w:rPr>
         <w:t xml:space="preserve"> </w:t>
       </w:r>
       <w:r>
@@ -5125,7 +5207,7 @@
           <w:sz w:val="20"/>
           <w:szCs w:val="20"/>
         </w:rPr>
-        <w:t>8</w:t>
+        <w:t>6</w:t>
       </w:r>
       <w:r>
         <w:rPr>
@@ -5143,7 +5225,7 @@
           <w:sz w:val="20"/>
           <w:szCs w:val="20"/>
         </w:rPr>
-        <w:t>151</w:t>
+        <w:t>227</w:t>
       </w:r>
       <w:r>
         <w:rPr>
@@ -5191,7 +5273,7 @@
           <w:sz w:val="20"/>
           <w:szCs w:val="20"/>
         </w:rPr>
-        <w:t xml:space="preserve">GELIENE INTERNATIONAL </w:t>
+        <w:t>GELIENE INTERNATIONAL</w:t>
       </w:r>
       <w:r>
         <w:rPr>
@@ -5201,15 +5283,15 @@
           <w:sz w:val="20"/>
           <w:szCs w:val="20"/>
         </w:rPr>
-        <w:t>brindará</w:t>
-      </w:r>
-      <w:r>
-        <w:rPr>
-          <w:rFonts w:cstheme="minorHAnsi"/>
-          <w:sz w:val="20"/>
-          <w:szCs w:val="20"/>
-        </w:rPr>
-        <w:t xml:space="preserve"> al Cliente los siguientes servicios: a) Asesoramiento en inversiones financieras;</w:t>
+        <w:t xml:space="preserve"> </w:t>
+      </w:r>
+      <w:r>
+        <w:rPr>
+          <w:rFonts w:cstheme="minorHAnsi"/>
+          <w:sz w:val="20"/>
+          <w:szCs w:val="20"/>
+        </w:rPr>
+        <w:t>brindará al Cliente los siguientes servicios: a) Asesoramiento en inversiones financieras;</w:t>
       </w:r>
       <w:r>
         <w:rPr>
@@ -5241,25 +5323,7 @@
           <w:sz w:val="20"/>
           <w:szCs w:val="20"/>
         </w:rPr>
-        <w:t xml:space="preserve">) </w:t>
-      </w:r>
-      <w:proofErr w:type="spellStart"/>
-      <w:r>
-        <w:rPr>
-          <w:rFonts w:cstheme="minorHAnsi"/>
-          <w:sz w:val="20"/>
-          <w:szCs w:val="20"/>
-        </w:rPr>
-        <w:t>Referenciamiento</w:t>
-      </w:r>
-      <w:proofErr w:type="spellEnd"/>
-      <w:r>
-        <w:rPr>
-          <w:rFonts w:cstheme="minorHAnsi"/>
-          <w:sz w:val="20"/>
-          <w:szCs w:val="20"/>
-        </w:rPr>
-        <w:t xml:space="preserve"> a instituciones financieras</w:t>
+        <w:t>) Referenciamiento a instituciones financieras</w:t>
       </w:r>
       <w:r>
         <w:rPr>
@@ -5349,7 +5413,7 @@
           <w:sz w:val="20"/>
           <w:szCs w:val="20"/>
         </w:rPr>
-        <w:t xml:space="preserve">GELIENE INTERNATIONAL </w:t>
+        <w:t>GELIENE INTERNATIONAL</w:t>
       </w:r>
       <w:r>
         <w:rPr>
@@ -5359,15 +5423,15 @@
           <w:sz w:val="20"/>
           <w:szCs w:val="20"/>
         </w:rPr>
-        <w:t>realizará</w:t>
-      </w:r>
-      <w:r>
-        <w:rPr>
-          <w:rFonts w:cstheme="minorHAnsi"/>
-          <w:sz w:val="20"/>
-          <w:szCs w:val="20"/>
-        </w:rPr>
-        <w:t xml:space="preserve"> recomendaciones al Cliente sin necesidad de que éste lo solicite, siempre que las circunstancias de los mercados lo ameriten, o en virtud del surgimiento de productos que se adapten a las necesidades del Cliente.</w:t>
+        <w:t xml:space="preserve"> </w:t>
+      </w:r>
+      <w:r>
+        <w:rPr>
+          <w:rFonts w:cstheme="minorHAnsi"/>
+          <w:sz w:val="20"/>
+          <w:szCs w:val="20"/>
+        </w:rPr>
+        <w:t>realizará recomendaciones al Cliente sin necesidad de que éste lo solicite, siempre que las circunstancias de los mercados lo ameriten, o en virtud del surgimiento de productos que se adapten a las necesidades del Cliente.</w:t>
       </w:r>
     </w:p>
     <w:p>
@@ -5399,7 +5463,7 @@
           <w:sz w:val="20"/>
           <w:szCs w:val="20"/>
         </w:rPr>
-        <w:t xml:space="preserve">GELIENE INTERNATIONAL </w:t>
+        <w:t>GELIENE INTERNATIONAL</w:t>
       </w:r>
       <w:r>
         <w:rPr>
@@ -5409,15 +5473,15 @@
           <w:sz w:val="20"/>
           <w:szCs w:val="20"/>
         </w:rPr>
-        <w:t>atenderá</w:t>
-      </w:r>
-      <w:r>
-        <w:rPr>
-          <w:rFonts w:cstheme="minorHAnsi"/>
-          <w:sz w:val="20"/>
-          <w:szCs w:val="20"/>
-        </w:rPr>
-        <w:t xml:space="preserve"> las necesidades del Cliente, según el Perfil </w:t>
+        <w:t xml:space="preserve"> </w:t>
+      </w:r>
+      <w:r>
+        <w:rPr>
+          <w:rFonts w:cstheme="minorHAnsi"/>
+          <w:sz w:val="20"/>
+          <w:szCs w:val="20"/>
+        </w:rPr>
+        <w:t xml:space="preserve">atenderá las necesidades del Cliente, según el Perfil </w:t>
       </w:r>
       <w:r>
         <w:rPr>
@@ -5511,29 +5575,7 @@
           <w:sz w:val="20"/>
           <w:szCs w:val="20"/>
         </w:rPr>
-        <w:t xml:space="preserve">5. Servicio de </w:t>
-      </w:r>
-      <w:proofErr w:type="spellStart"/>
-      <w:r>
-        <w:rPr>
-          <w:rFonts w:cstheme="minorHAnsi"/>
-          <w:b/>
-          <w:bCs/>
-          <w:sz w:val="20"/>
-          <w:szCs w:val="20"/>
-        </w:rPr>
-        <w:t>Referenciamiento</w:t>
-      </w:r>
-      <w:proofErr w:type="spellEnd"/>
-      <w:r>
-        <w:rPr>
-          <w:rFonts w:cstheme="minorHAnsi"/>
-          <w:b/>
-          <w:bCs/>
-          <w:sz w:val="20"/>
-          <w:szCs w:val="20"/>
-        </w:rPr>
-        <w:t xml:space="preserve"> a Instituciones Financieras. </w:t>
+        <w:t xml:space="preserve">5. Servicio de Referenciamiento a Instituciones Financieras. </w:t>
       </w:r>
       <w:r>
         <w:rPr>
@@ -5589,9 +5631,16 @@
           <w:sz w:val="20"/>
           <w:szCs w:val="20"/>
         </w:rPr>
-        <w:t xml:space="preserve">6. Condiciones del servicio de </w:t>
-      </w:r>
-      <w:proofErr w:type="spellStart"/>
+        <w:t xml:space="preserve">6. Condiciones del servicio de Referenciamiento. </w:t>
+      </w:r>
+      <w:r>
+        <w:rPr>
+          <w:rFonts w:cstheme="minorHAnsi"/>
+          <w:sz w:val="20"/>
+          <w:szCs w:val="20"/>
+        </w:rPr>
+        <w:t xml:space="preserve">El Cliente declara conocer que los instrumentos financieros que adquiera como consecuencia del servicio de Referenciamiento, no constituyen un depósito en nuestra institución. La totalidad de la información que reciba sobre su inversión, tales como el estado de cuenta, la información relativa a los instrumentos financieros adquiridos (calificación de riesgo, garantías ofrecidas, comisiones y otros cargos, etc.) y otros elementos de la relación con la entidad referenciada, NO son producidos por </w:t>
+      </w:r>
       <w:r>
         <w:rPr>
           <w:rFonts w:cstheme="minorHAnsi"/>
@@ -5600,62 +5649,15 @@
           <w:sz w:val="20"/>
           <w:szCs w:val="20"/>
         </w:rPr>
-        <w:t>Referenciamiento</w:t>
-      </w:r>
-      <w:proofErr w:type="spellEnd"/>
-      <w:r>
-        <w:rPr>
-          <w:rFonts w:cstheme="minorHAnsi"/>
-          <w:b/>
-          <w:bCs/>
-          <w:sz w:val="20"/>
-          <w:szCs w:val="20"/>
-        </w:rPr>
-        <w:t xml:space="preserve">. </w:t>
-      </w:r>
-      <w:r>
-        <w:rPr>
-          <w:rFonts w:cstheme="minorHAnsi"/>
-          <w:sz w:val="20"/>
-          <w:szCs w:val="20"/>
-        </w:rPr>
-        <w:t xml:space="preserve">El Cliente declara conocer que los instrumentos financieros que adquiera como consecuencia del servicio de </w:t>
-      </w:r>
-      <w:proofErr w:type="spellStart"/>
-      <w:r>
-        <w:rPr>
-          <w:rFonts w:cstheme="minorHAnsi"/>
-          <w:sz w:val="20"/>
-          <w:szCs w:val="20"/>
-        </w:rPr>
-        <w:t>Referenciamiento</w:t>
-      </w:r>
-      <w:proofErr w:type="spellEnd"/>
-      <w:r>
-        <w:rPr>
-          <w:rFonts w:cstheme="minorHAnsi"/>
-          <w:sz w:val="20"/>
-          <w:szCs w:val="20"/>
-        </w:rPr>
-        <w:t xml:space="preserve">, no constituyen un depósito en nuestra institución. La totalidad de la información que reciba sobre su inversión, tales como el estado de cuenta, la información relativa a los instrumentos financieros adquiridos (calificación de riesgo, garantías ofrecidas, comisiones y otros cargos, etc.) y otros elementos de la relación con la entidad referenciada, NO son producidos por </w:t>
-      </w:r>
-      <w:r>
-        <w:rPr>
-          <w:rFonts w:cstheme="minorHAnsi"/>
-          <w:b/>
-          <w:bCs/>
-          <w:sz w:val="20"/>
-          <w:szCs w:val="20"/>
-        </w:rPr>
-        <w:t>GELIENE INTERNATIONAL.</w:t>
-      </w:r>
-      <w:r>
-        <w:rPr>
-          <w:rFonts w:cstheme="minorHAnsi"/>
-          <w:sz w:val="20"/>
-          <w:szCs w:val="20"/>
-        </w:rPr>
-        <w:t xml:space="preserve"> Estos provienen de la entidad referenciada y se rigen por las normas vigentes en su jurisdicción y no por las normas de la República Oriental del Uruguay.</w:t>
+        <w:t>GELIENE INTERNATIONAL</w:t>
+      </w:r>
+      <w:r>
+        <w:rPr>
+          <w:rFonts w:cstheme="minorHAnsi"/>
+          <w:sz w:val="20"/>
+          <w:szCs w:val="20"/>
+        </w:rPr>
+        <w:t>. Estos provienen de la entidad referenciada y se rigen por las normas vigentes en su jurisdicción y no por las normas de la República Oriental del Uruguay.</w:t>
       </w:r>
     </w:p>
     <w:p>
@@ -5697,7 +5699,7 @@
           <w:sz w:val="20"/>
           <w:szCs w:val="20"/>
         </w:rPr>
-        <w:t xml:space="preserve">GELIENE INTERNATIONAL </w:t>
+        <w:t>GELIENE INTERNATIONAL</w:t>
       </w:r>
       <w:r>
         <w:rPr>
@@ -5707,15 +5709,15 @@
           <w:sz w:val="20"/>
           <w:szCs w:val="20"/>
         </w:rPr>
-        <w:t>a</w:t>
-      </w:r>
-      <w:r>
-        <w:rPr>
-          <w:rFonts w:cstheme="minorHAnsi"/>
-          <w:sz w:val="20"/>
-          <w:szCs w:val="20"/>
-        </w:rPr>
-        <w:t xml:space="preserve"> canalizar órdenes </w:t>
+        <w:t xml:space="preserve"> </w:t>
+      </w:r>
+      <w:r>
+        <w:rPr>
+          <w:rFonts w:cstheme="minorHAnsi"/>
+          <w:sz w:val="20"/>
+          <w:szCs w:val="20"/>
+        </w:rPr>
+        <w:t xml:space="preserve">a canalizar órdenes </w:t>
       </w:r>
       <w:r>
         <w:rPr>
@@ -5779,7 +5781,7 @@
           <w:sz w:val="20"/>
           <w:szCs w:val="20"/>
         </w:rPr>
-        <w:t xml:space="preserve">GELIENE INTERNATIONAL </w:t>
+        <w:t>GELIENE INTERNATIONAL</w:t>
       </w:r>
       <w:r>
         <w:rPr>
@@ -5789,15 +5791,15 @@
           <w:sz w:val="20"/>
           <w:szCs w:val="20"/>
         </w:rPr>
-        <w:t>por</w:t>
-      </w:r>
-      <w:r>
-        <w:rPr>
-          <w:rFonts w:cstheme="minorHAnsi"/>
-          <w:sz w:val="20"/>
-          <w:szCs w:val="20"/>
-        </w:rPr>
-        <w:t xml:space="preserve"> cuenta y orden del Cliente y ejecutadas por el depositario, intermediario o entidad designada por el Cliente.</w:t>
+        <w:t xml:space="preserve"> </w:t>
+      </w:r>
+      <w:r>
+        <w:rPr>
+          <w:rFonts w:cstheme="minorHAnsi"/>
+          <w:sz w:val="20"/>
+          <w:szCs w:val="20"/>
+        </w:rPr>
+        <w:t>por cuenta y orden del Cliente y ejecutadas por el depositario, intermediario o entidad designada por el Cliente.</w:t>
       </w:r>
     </w:p>
     <w:p>
@@ -5829,7 +5831,7 @@
           <w:sz w:val="20"/>
           <w:szCs w:val="20"/>
         </w:rPr>
-        <w:t xml:space="preserve">GELIENE INTERNATIONAL </w:t>
+        <w:t>GELIENE INTERNATIONAL</w:t>
       </w:r>
       <w:r>
         <w:rPr>
@@ -5839,15 +5841,15 @@
           <w:sz w:val="20"/>
           <w:szCs w:val="20"/>
         </w:rPr>
-        <w:t>del</w:t>
-      </w:r>
-      <w:r>
-        <w:rPr>
-          <w:rFonts w:cstheme="minorHAnsi"/>
-          <w:sz w:val="20"/>
-          <w:szCs w:val="20"/>
-        </w:rPr>
-        <w:t xml:space="preserve"> objeto y alcance de la presente autorización, información que da por suficientemente conocida y aceptada a los efectos del otorgamiento de su consentimiento al presente acuerdo. El cumplimiento del presente mandato por parte de </w:t>
+        <w:t xml:space="preserve"> </w:t>
+      </w:r>
+      <w:r>
+        <w:rPr>
+          <w:rFonts w:cstheme="minorHAnsi"/>
+          <w:sz w:val="20"/>
+          <w:szCs w:val="20"/>
+        </w:rPr>
+        <w:t xml:space="preserve">del objeto y alcance de la presente autorización, información que da por suficientemente conocida y aceptada a los efectos del otorgamiento de su consentimiento al presente acuerdo. El cumplimiento del presente mandato por parte de </w:t>
       </w:r>
       <w:r>
         <w:rPr>
@@ -5857,23 +5859,15 @@
           <w:sz w:val="20"/>
           <w:szCs w:val="20"/>
         </w:rPr>
-        <w:t xml:space="preserve">GELIENE INTERNATIONAL </w:t>
-      </w:r>
-      <w:r>
-        <w:rPr>
-          <w:rFonts w:cstheme="minorHAnsi"/>
-          <w:sz w:val="20"/>
-          <w:szCs w:val="20"/>
-        </w:rPr>
-        <w:t>queda</w:t>
-      </w:r>
-      <w:r>
-        <w:rPr>
-          <w:rFonts w:cstheme="minorHAnsi"/>
-          <w:sz w:val="20"/>
-          <w:szCs w:val="20"/>
-        </w:rPr>
-        <w:t xml:space="preserve"> supeditado a</w:t>
+        <w:t>GELIENE INTERNATIONAL</w:t>
+      </w:r>
+      <w:r>
+        <w:rPr>
+          <w:rFonts w:cstheme="minorHAnsi"/>
+          <w:sz w:val="20"/>
+          <w:szCs w:val="20"/>
+        </w:rPr>
+        <w:t xml:space="preserve"> queda supeditado a</w:t>
       </w:r>
       <w:r>
         <w:rPr>
@@ -6095,7 +6089,7 @@
           <w:sz w:val="20"/>
           <w:szCs w:val="20"/>
         </w:rPr>
-        <w:t xml:space="preserve">GELIENE INTERNATIONAL </w:t>
+        <w:t>GELIENE INTERNATIONAL</w:t>
       </w:r>
       <w:r>
         <w:rPr>
@@ -6105,15 +6099,15 @@
           <w:sz w:val="20"/>
           <w:szCs w:val="20"/>
         </w:rPr>
-        <w:t>será</w:t>
-      </w:r>
-      <w:r>
-        <w:rPr>
-          <w:rFonts w:cstheme="minorHAnsi"/>
-          <w:sz w:val="20"/>
-          <w:szCs w:val="20"/>
-        </w:rPr>
-        <w:t xml:space="preserve"> responsable por el resultado de las inversiones realizadas, siempre que las mismas sean acordes al Perfil </w:t>
+        <w:t xml:space="preserve"> </w:t>
+      </w:r>
+      <w:r>
+        <w:rPr>
+          <w:rFonts w:cstheme="minorHAnsi"/>
+          <w:sz w:val="20"/>
+          <w:szCs w:val="20"/>
+        </w:rPr>
+        <w:t xml:space="preserve">será responsable por el resultado de las inversiones realizadas, siempre que las mismas sean acordes al Perfil </w:t>
       </w:r>
       <w:r>
         <w:rPr>
@@ -6168,8 +6162,7 @@
           <w:sz w:val="20"/>
           <w:szCs w:val="20"/>
         </w:rPr>
-        <w:lastRenderedPageBreak/>
-        <w:t xml:space="preserve">GELIENE INTERNATIONAL </w:t>
+        <w:t>GELIENE INTERNATIONAL</w:t>
       </w:r>
       <w:r>
         <w:rPr>
@@ -6221,7 +6214,7 @@
           <w:sz w:val="20"/>
           <w:szCs w:val="20"/>
         </w:rPr>
-        <w:t xml:space="preserve">GELIENE INTERNATIONAL </w:t>
+        <w:t>GELIENE INTERNATIONAL</w:t>
       </w:r>
       <w:r>
         <w:rPr>
@@ -6239,7 +6232,16 @@
           <w:sz w:val="20"/>
           <w:szCs w:val="20"/>
         </w:rPr>
-        <w:t>se reserva el derecho de modificar las presentes condiciones contractuales o incluir otras nuevas, incluido el régimen de retribución y gastos, mediante notificación previa y por escrito al Cliente. La modificación entrará en efecto una vez que sea aceptada por el cliente en forma expresa. En los casos en que la modificación al acuerdo represente un beneficio adicional al cliente, la misma tendrá vigencia desde el momento de su comunicación al cliente.</w:t>
+        <w:t xml:space="preserve">se reserva el derecho de modificar las presentes condiciones contractuales o incluir otras nuevas, incluido el régimen de retribución y gastos, mediante notificación previa y por escrito al Cliente. La modificación entrará en efecto una vez que sea aceptada por el cliente </w:t>
+      </w:r>
+      <w:r>
+        <w:rPr>
+          <w:rFonts w:cstheme="minorHAnsi"/>
+          <w:sz w:val="20"/>
+          <w:szCs w:val="20"/>
+        </w:rPr>
+        <w:lastRenderedPageBreak/>
+        <w:t>en forma expresa. En los casos en que la modificación al acuerdo represente un beneficio adicional al cliente, la misma tendrá vigencia desde el momento de su comunicación al cliente.</w:t>
       </w:r>
     </w:p>
     <w:p>
@@ -6313,7 +6315,7 @@
           <w:sz w:val="20"/>
           <w:szCs w:val="20"/>
         </w:rPr>
-        <w:t xml:space="preserve">GELIENE INTERNATIONAL </w:t>
+        <w:t>GELIENE INTERNATIONAL</w:t>
       </w:r>
       <w:r>
         <w:rPr>
@@ -6331,25 +6333,7 @@
           <w:sz w:val="20"/>
           <w:szCs w:val="20"/>
         </w:rPr>
-        <w:t xml:space="preserve">el tratamiento de sus datos personales, otorgando mediante el presente su consentimiento libre, previo, expreso e informado en los términos de la Ley </w:t>
-      </w:r>
-      <w:proofErr w:type="spellStart"/>
-      <w:r>
-        <w:rPr>
-          <w:rFonts w:cstheme="minorHAnsi"/>
-          <w:sz w:val="20"/>
-          <w:szCs w:val="20"/>
-        </w:rPr>
-        <w:t>n°</w:t>
-      </w:r>
-      <w:proofErr w:type="spellEnd"/>
-      <w:r>
-        <w:rPr>
-          <w:rFonts w:cstheme="minorHAnsi"/>
-          <w:sz w:val="20"/>
-          <w:szCs w:val="20"/>
-        </w:rPr>
-        <w:t xml:space="preserve"> 18.331 modificativas y concordantes, consintiendo la transmisión de sus datos personales únicamente para el mejor cumplimiento del presente convenio y en interés directo del Cliente.</w:t>
+        <w:t>el tratamiento de sus datos personales, otorgando mediante el presente su consentimiento libre, previo, expreso e informado en los términos de la Ley n° 18.331 modificativas y concordantes, consintiendo la transmisión de sus datos personales únicamente para el mejor cumplimiento del presente convenio y en interés directo del Cliente.</w:t>
       </w:r>
     </w:p>
     <w:p>
@@ -6383,7 +6367,7 @@
           <w:sz w:val="20"/>
           <w:szCs w:val="20"/>
         </w:rPr>
-        <w:t xml:space="preserve">GELIENE INTERNATIONAL </w:t>
+        <w:t>GELIENE INTERNATIONAL</w:t>
       </w:r>
       <w:r>
         <w:rPr>
@@ -6411,7 +6395,7 @@
           <w:sz w:val="20"/>
           <w:szCs w:val="20"/>
         </w:rPr>
-        <w:t xml:space="preserve">GELIENE INTERNATIONAL </w:t>
+        <w:t>GELIENE INTERNATIONAL</w:t>
       </w:r>
       <w:r>
         <w:rPr>
@@ -6461,25 +6445,7 @@
           <w:sz w:val="20"/>
           <w:szCs w:val="20"/>
         </w:rPr>
-        <w:t xml:space="preserve">El Cliente declara que ha sido informado del objeto y alcance del presente contrato, así como de los riesgos relacionados con las transacciones sobre las que recibirá asesoramiento, aceptando los mismos en todos sus términos. El Cliente declara conocer que los instrumentos financieros que adquiere como consecuencia del servicio de </w:t>
-      </w:r>
-      <w:proofErr w:type="spellStart"/>
-      <w:r>
-        <w:rPr>
-          <w:rFonts w:cstheme="minorHAnsi"/>
-          <w:sz w:val="20"/>
-          <w:szCs w:val="20"/>
-        </w:rPr>
-        <w:t>Referenciamiento</w:t>
-      </w:r>
-      <w:proofErr w:type="spellEnd"/>
-      <w:r>
-        <w:rPr>
-          <w:rFonts w:cstheme="minorHAnsi"/>
-          <w:sz w:val="20"/>
-          <w:szCs w:val="20"/>
-        </w:rPr>
-        <w:t>, no constituyen un depósito en nuestra Institución.</w:t>
+        <w:t>El Cliente declara que ha sido informado del objeto y alcance del presente contrato, así como de los riesgos relacionados con las transacciones sobre las que recibirá asesoramiento, aceptando los mismos en todos sus términos. El Cliente declara conocer que los instrumentos financieros que adquiere como consecuencia del servicio de Referenciamiento, no constituyen un depósito en nuestra Institución.</w:t>
       </w:r>
     </w:p>
     <w:p>
@@ -6680,7 +6646,7 @@
               </wp:anchor>
             </w:drawing>
           </mc:Choice>
-          <mc:Fallback xmlns:w16du="http://schemas.microsoft.com/office/word/2023/wordml/word16du">
+          <mc:Fallback>
             <w:pict>
               <v:line w14:anchorId="6906BB7F" id="Conector recto 15" o:spid="_x0000_s1026" style="position:absolute;z-index:251682816;visibility:visible;mso-wrap-style:square;mso-width-percent:0;mso-wrap-distance-left:9pt;mso-wrap-distance-top:0;mso-wrap-distance-right:9pt;mso-wrap-distance-bottom:0;mso-position-horizontal:absolute;mso-position-horizontal-relative:margin;mso-position-vertical:absolute;mso-position-vertical-relative:text;mso-width-percent:0;mso-width-relative:margin" from="0,.5pt" to="424.9pt,.5pt" o:gfxdata="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" strokecolor="black [3200]" strokeweight=".5pt">
                 <v:stroke joinstyle="miter"/>
@@ -6790,7 +6756,7 @@
               </wp:anchor>
             </w:drawing>
           </mc:Choice>
-          <mc:Fallback xmlns:w16du="http://schemas.microsoft.com/office/word/2023/wordml/word16du">
+          <mc:Fallback>
             <w:pict>
               <v:rect w14:anchorId="777F0B0B" id="Rectángulo 16" o:spid="_x0000_s1026" style="position:absolute;margin-left:0;margin-top:.35pt;width:425.35pt;height:11.5pt;z-index:-251631616;visibility:visible;mso-wrap-style:square;mso-height-percent:0;mso-wrap-distance-left:9pt;mso-wrap-distance-top:0;mso-wrap-distance-right:9pt;mso-wrap-distance-bottom:0;mso-position-horizontal:left;mso-position-horizontal-relative:margin;mso-position-vertical:absolute;mso-position-vertical-relative:text;mso-height-percent:0;mso-height-relative:margin;v-text-anchor:middle" o:gfxdata="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" fillcolor="#bfbfbf [2412]" stroked="f" strokeweight="1pt">
                 <w10:wrap anchorx="margin"/>
@@ -7077,7 +7043,7 @@
               </wp:anchor>
             </w:drawing>
           </mc:Choice>
-          <mc:Fallback xmlns:w16du="http://schemas.microsoft.com/office/word/2023/wordml/word16du">
+          <mc:Fallback>
             <w:pict>
               <v:rect w14:anchorId="235D4300" id="Rectángulo 17" o:spid="_x0000_s1026" style="position:absolute;margin-left:0;margin-top:.35pt;width:425.35pt;height:11.5pt;z-index:-251629568;visibility:visible;mso-wrap-style:square;mso-height-percent:0;mso-wrap-distance-left:9pt;mso-wrap-distance-top:0;mso-wrap-distance-right:9pt;mso-wrap-distance-bottom:0;mso-position-horizontal:left;mso-position-horizontal-relative:margin;mso-position-vertical:absolute;mso-position-vertical-relative:text;mso-height-percent:0;mso-height-relative:margin;v-text-anchor:middle" o:gfxdata="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" fillcolor="#bfbfbf [2412]" stroked="f" strokeweight="1pt">
                 <w10:wrap anchorx="margin"/>
@@ -7188,6 +7154,12 @@
                 <w:rFonts w:asciiTheme="minorHAnsi" w:hAnsiTheme="minorHAnsi" w:cstheme="minorHAnsi"/>
               </w:rPr>
             </w:pPr>
+            <w:r>
+              <w:rPr>
+                <w:rFonts w:asciiTheme="minorHAnsi" w:hAnsiTheme="minorHAnsi" w:cstheme="minorHAnsi"/>
+              </w:rPr>
+              <w:t>{nombre_completo_1}</w:t>
+            </w:r>
           </w:p>
         </w:tc>
         <w:tc>
@@ -7457,7 +7429,7 @@
               </wp:anchor>
             </w:drawing>
           </mc:Choice>
-          <mc:Fallback xmlns:w16du="http://schemas.microsoft.com/office/word/2023/wordml/word16du">
+          <mc:Fallback>
             <w:pict>
               <v:line w14:anchorId="2BAC770C" id="Conector recto 21" o:spid="_x0000_s1026" style="position:absolute;flip:x;z-index:251691008;visibility:visible;mso-wrap-style:square;mso-wrap-distance-left:9pt;mso-wrap-distance-top:0;mso-wrap-distance-right:9pt;mso-wrap-distance-bottom:0;mso-position-horizontal:absolute;mso-position-horizontal-relative:text;mso-position-vertical:absolute;mso-position-vertical-relative:text" from="307.2pt,10.85pt" to="339.45pt,10.85pt" o:gfxdata="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" strokecolor="black [3200]" strokeweight=".5pt">
                 <v:stroke joinstyle="miter"/>
@@ -7523,7 +7495,7 @@
               </wp:anchor>
             </w:drawing>
           </mc:Choice>
-          <mc:Fallback xmlns:w16du="http://schemas.microsoft.com/office/word/2023/wordml/word16du">
+          <mc:Fallback>
             <w:pict>
               <v:line w14:anchorId="6F3789CC" id="Conector recto 20" o:spid="_x0000_s1026" style="position:absolute;z-index:251689984;visibility:visible;mso-wrap-style:square;mso-wrap-distance-left:9pt;mso-wrap-distance-top:0;mso-wrap-distance-right:9pt;mso-wrap-distance-bottom:0;mso-position-horizontal:absolute;mso-position-horizontal-relative:text;mso-position-vertical:absolute;mso-position-vertical-relative:text" from="224.6pt,10.85pt" to="290.4pt,10.85pt" o:gfxdata="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" strokecolor="black [3200]" strokeweight=".5pt">
                 <v:stroke joinstyle="miter"/>
@@ -7589,7 +7561,7 @@
               </wp:anchor>
             </w:drawing>
           </mc:Choice>
-          <mc:Fallback xmlns:w16du="http://schemas.microsoft.com/office/word/2023/wordml/word16du">
+          <mc:Fallback>
             <w:pict>
               <v:line w14:anchorId="56F9D688" id="Conector recto 19" o:spid="_x0000_s1026" style="position:absolute;z-index:251688960;visibility:visible;mso-wrap-style:square;mso-wrap-distance-left:9pt;mso-wrap-distance-top:0;mso-wrap-distance-right:9pt;mso-wrap-distance-bottom:0;mso-position-horizontal:absolute;mso-position-horizontal-relative:text;mso-position-vertical:absolute;mso-position-vertical-relative:text" from="180.4pt,11.3pt" to="210pt,11.3pt" o:gfxdata="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" strokecolor="black [3200]" strokeweight=".5pt">
                 <v:stroke joinstyle="miter"/>
@@ -7655,7 +7627,7 @@
               </wp:anchor>
             </w:drawing>
           </mc:Choice>
-          <mc:Fallback xmlns:w16du="http://schemas.microsoft.com/office/word/2023/wordml/word16du">
+          <mc:Fallback>
             <w:pict>
               <v:line w14:anchorId="006B079B" id="Conector recto 18" o:spid="_x0000_s1026" style="position:absolute;z-index:251687936;visibility:visible;mso-wrap-style:square;mso-wrap-distance-left:9pt;mso-wrap-distance-top:0;mso-wrap-distance-right:9pt;mso-wrap-distance-bottom:0;mso-position-horizontal:absolute;mso-position-horizontal-relative:text;mso-position-vertical:absolute;mso-position-vertical-relative:text" from="65.15pt,10.85pt" to="174.25pt,10.85pt" o:gfxdata="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" strokecolor="black [3200]" strokeweight=".5pt">
                 <v:stroke joinstyle="miter"/>
@@ -7686,25 +7658,7 @@
           <w:sz w:val="20"/>
           <w:szCs w:val="20"/>
         </w:rPr>
-        <w:t xml:space="preserve">              de                                </w:t>
-      </w:r>
-      <w:proofErr w:type="spellStart"/>
-      <w:r>
-        <w:rPr>
-          <w:rFonts w:cstheme="minorHAnsi"/>
-          <w:sz w:val="20"/>
-          <w:szCs w:val="20"/>
-        </w:rPr>
-        <w:t>de</w:t>
-      </w:r>
-      <w:proofErr w:type="spellEnd"/>
-      <w:r>
-        <w:rPr>
-          <w:rFonts w:cstheme="minorHAnsi"/>
-          <w:sz w:val="20"/>
-          <w:szCs w:val="20"/>
-        </w:rPr>
-        <w:t xml:space="preserve">                 .</w:t>
+        <w:t xml:space="preserve">              de                                de                 .</w:t>
       </w:r>
     </w:p>
     <w:p>
@@ -7796,7 +7750,7 @@
               </wp:anchor>
             </w:drawing>
           </mc:Choice>
-          <mc:Fallback xmlns:w16du="http://schemas.microsoft.com/office/word/2023/wordml/word16du">
+          <mc:Fallback>
             <w:pict>
               <v:line w14:anchorId="38F7757A" id="Conector recto 22" o:spid="_x0000_s1026" style="position:absolute;z-index:251693056;visibility:visible;mso-wrap-style:square;mso-width-percent:0;mso-wrap-distance-left:9pt;mso-wrap-distance-top:0;mso-wrap-distance-right:9pt;mso-wrap-distance-bottom:0;mso-position-horizontal:absolute;mso-position-horizontal-relative:margin;mso-position-vertical:absolute;mso-position-vertical-relative:text;mso-width-percent:0;mso-width-relative:margin" from="0,11.8pt" to="424.9pt,11.8pt" o:gfxdata="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" strokecolor="black [3200]" strokeweight=".5pt">
                 <v:stroke joinstyle="miter"/>
@@ -8231,7 +8185,7 @@
 </file>
 
 <file path=word/endnotes.xml><?xml version="1.0" encoding="utf-8"?>
-<w:endnotes xmlns:wpc="http://schemas.microsoft.com/office/word/2010/wordprocessingCanvas" xmlns:cx="http://schemas.microsoft.com/office/drawing/2014/chartex" xmlns:cx1="http://schemas.microsoft.com/office/drawing/2015/9/8/chartex" xmlns:cx2="http://schemas.microsoft.com/office/drawing/2015/10/21/chartex" xmlns:cx3="http://schemas.microsoft.com/office/drawing/2016/5/9/chartex" xmlns:cx4="http://schemas.microsoft.com/office/drawing/2016/5/10/chartex" xmlns:cx5="http://schemas.microsoft.com/office/drawing/2016/5/11/chartex" xmlns:cx6="http://schemas.microsoft.com/office/drawing/2016/5/12/chartex" xmlns:cx7="http://schemas.microsoft.com/office/drawing/2016/5/13/chartex" xmlns:cx8="http://schemas.microsoft.com/office/drawing/2016/5/14/chartex" xmlns:mc="http://schemas.openxmlformats.org/markup-compatibility/2006" xmlns:aink="http://schemas.microsoft.com/office/drawing/2016/ink" xmlns:am3d="http://schemas.microsoft.com/office/drawing/2017/model3d" xmlns:o="urn:schemas-microsoft-com:office:office" xmlns:oel="http://schemas.microsoft.com/office/2019/extlst" xmlns:r="http://schemas.openxmlformats.org/officeDocument/2006/relationships" xmlns:m="http://schemas.openxmlformats.org/officeDocument/2006/math" xmlns:v="urn:schemas-microsoft-com:vml" xmlns:wp14="http://schemas.microsoft.com/office/word/2010/wordprocessingDrawing" xmlns:wp="http://schemas.openxmlformats.org/drawingml/2006/wordprocessingDrawing" xmlns:w10="urn:schemas-microsoft-com:office:word" xmlns:w="http://schemas.openxmlformats.org/wordprocessingml/2006/main" xmlns:w14="http://schemas.microsoft.com/office/word/2010/wordml" xmlns:w15="http://schemas.microsoft.com/office/word/2012/wordml" xmlns:w16cex="http://schemas.microsoft.com/office/word/2018/wordml/cex" xmlns:w16cid="http://schemas.microsoft.com/office/word/2016/wordml/cid" xmlns:w16="http://schemas.microsoft.com/office/word/2018/wordml" xmlns:w16sdtdh="http://schemas.microsoft.com/office/word/2020/wordml/sdtdatahash" xmlns:w16se="http://schemas.microsoft.com/office/word/2015/wordml/symex" xmlns:wpg="http://schemas.microsoft.com/office/word/2010/wordprocessingGroup" xmlns:wpi="http://schemas.microsoft.com/office/word/2010/wordprocessingInk" xmlns:wne="http://schemas.microsoft.com/office/word/2006/wordml" xmlns:wps="http://schemas.microsoft.com/office/word/2010/wordprocessingShape" mc:Ignorable="w14 w15 w16se w16cid w16 w16cex w16sdtdh wp14">
+<w:endnotes xmlns:wpc="http://schemas.microsoft.com/office/word/2010/wordprocessingCanvas" xmlns:cx="http://schemas.microsoft.com/office/drawing/2014/chartex" xmlns:cx1="http://schemas.microsoft.com/office/drawing/2015/9/8/chartex" xmlns:cx2="http://schemas.microsoft.com/office/drawing/2015/10/21/chartex" xmlns:cx3="http://schemas.microsoft.com/office/drawing/2016/5/9/chartex" xmlns:cx4="http://schemas.microsoft.com/office/drawing/2016/5/10/chartex" xmlns:cx5="http://schemas.microsoft.com/office/drawing/2016/5/11/chartex" xmlns:cx6="http://schemas.microsoft.com/office/drawing/2016/5/12/chartex" xmlns:cx7="http://schemas.microsoft.com/office/drawing/2016/5/13/chartex" xmlns:cx8="http://schemas.microsoft.com/office/drawing/2016/5/14/chartex" xmlns:mc="http://schemas.openxmlformats.org/markup-compatibility/2006" xmlns:aink="http://schemas.microsoft.com/office/drawing/2016/ink" xmlns:am3d="http://schemas.microsoft.com/office/drawing/2017/model3d" xmlns:o="urn:schemas-microsoft-com:office:office" xmlns:oel="http://schemas.microsoft.com/office/2019/extlst" xmlns:r="http://schemas.openxmlformats.org/officeDocument/2006/relationships" xmlns:m="http://schemas.openxmlformats.org/officeDocument/2006/math" xmlns:v="urn:schemas-microsoft-com:vml" xmlns:wp14="http://schemas.microsoft.com/office/word/2010/wordprocessingDrawing" xmlns:wp="http://schemas.openxmlformats.org/drawingml/2006/wordprocessingDrawing" xmlns:w10="urn:schemas-microsoft-com:office:word" xmlns:w="http://schemas.openxmlformats.org/wordprocessingml/2006/main" xmlns:w14="http://schemas.microsoft.com/office/word/2010/wordml" xmlns:w15="http://schemas.microsoft.com/office/word/2012/wordml" xmlns:w16cex="http://schemas.microsoft.com/office/word/2018/wordml/cex" xmlns:w16cid="http://schemas.microsoft.com/office/word/2016/wordml/cid" xmlns:w16="http://schemas.microsoft.com/office/word/2018/wordml" xmlns:w16du="http://schemas.microsoft.com/office/word/2023/wordml/word16du" xmlns:w16sdtdh="http://schemas.microsoft.com/office/word/2020/wordml/sdtdatahash" xmlns:w16sdtfl="http://schemas.microsoft.com/office/word/2024/wordml/sdtformatlock" xmlns:w16se="http://schemas.microsoft.com/office/word/2015/wordml/symex" xmlns:wpg="http://schemas.microsoft.com/office/word/2010/wordprocessingGroup" xmlns:wpi="http://schemas.microsoft.com/office/word/2010/wordprocessingInk" xmlns:wne="http://schemas.microsoft.com/office/word/2006/wordml" xmlns:wps="http://schemas.microsoft.com/office/word/2010/wordprocessingShape" mc:Ignorable="w14 w15 w16se w16cid w16 w16cex w16sdtdh w16sdtfl w16du wp14">
   <w:endnote w:type="separator" w:id="-1">
     <w:p>
       <w:pPr>
@@ -8256,7 +8210,7 @@
 </file>
 
 <file path=word/footnotes.xml><?xml version="1.0" encoding="utf-8"?>
-<w:footnotes xmlns:wpc="http://schemas.microsoft.com/office/word/2010/wordprocessingCanvas" xmlns:cx="http://schemas.microsoft.com/office/drawing/2014/chartex" xmlns:cx1="http://schemas.microsoft.com/office/drawing/2015/9/8/chartex" xmlns:cx2="http://schemas.microsoft.com/office/drawing/2015/10/21/chartex" xmlns:cx3="http://schemas.microsoft.com/office/drawing/2016/5/9/chartex" xmlns:cx4="http://schemas.microsoft.com/office/drawing/2016/5/10/chartex" xmlns:cx5="http://schemas.microsoft.com/office/drawing/2016/5/11/chartex" xmlns:cx6="http://schemas.microsoft.com/office/drawing/2016/5/12/chartex" xmlns:cx7="http://schemas.microsoft.com/office/drawing/2016/5/13/chartex" xmlns:cx8="http://schemas.microsoft.com/office/drawing/2016/5/14/chartex" xmlns:mc="http://schemas.openxmlformats.org/markup-compatibility/2006" xmlns:aink="http://schemas.microsoft.com/office/drawing/2016/ink" xmlns:am3d="http://schemas.microsoft.com/office/drawing/2017/model3d" xmlns:o="urn:schemas-microsoft-com:office:office" xmlns:oel="http://schemas.microsoft.com/office/2019/extlst" xmlns:r="http://schemas.openxmlformats.org/officeDocument/2006/relationships" xmlns:m="http://schemas.openxmlformats.org/officeDocument/2006/math" xmlns:v="urn:schemas-microsoft-com:vml" xmlns:wp14="http://schemas.microsoft.com/office/word/2010/wordprocessingDrawing" xmlns:wp="http://schemas.openxmlformats.org/drawingml/2006/wordprocessingDrawing" xmlns:w10="urn:schemas-microsoft-com:office:word" xmlns:w="http://schemas.openxmlformats.org/wordprocessingml/2006/main" xmlns:w14="http://schemas.microsoft.com/office/word/2010/wordml" xmlns:w15="http://schemas.microsoft.com/office/word/2012/wordml" xmlns:w16cex="http://schemas.microsoft.com/office/word/2018/wordml/cex" xmlns:w16cid="http://schemas.microsoft.com/office/word/2016/wordml/cid" xmlns:w16="http://schemas.microsoft.com/office/word/2018/wordml" xmlns:w16sdtdh="http://schemas.microsoft.com/office/word/2020/wordml/sdtdatahash" xmlns:w16se="http://schemas.microsoft.com/office/word/2015/wordml/symex" xmlns:wpg="http://schemas.microsoft.com/office/word/2010/wordprocessingGroup" xmlns:wpi="http://schemas.microsoft.com/office/word/2010/wordprocessingInk" xmlns:wne="http://schemas.microsoft.com/office/word/2006/wordml" xmlns:wps="http://schemas.microsoft.com/office/word/2010/wordprocessingShape" mc:Ignorable="w14 w15 w16se w16cid w16 w16cex w16sdtdh wp14">
+<w:footnotes xmlns:wpc="http://schemas.microsoft.com/office/word/2010/wordprocessingCanvas" xmlns:cx="http://schemas.microsoft.com/office/drawing/2014/chartex" xmlns:cx1="http://schemas.microsoft.com/office/drawing/2015/9/8/chartex" xmlns:cx2="http://schemas.microsoft.com/office/drawing/2015/10/21/chartex" xmlns:cx3="http://schemas.microsoft.com/office/drawing/2016/5/9/chartex" xmlns:cx4="http://schemas.microsoft.com/office/drawing/2016/5/10/chartex" xmlns:cx5="http://schemas.microsoft.com/office/drawing/2016/5/11/chartex" xmlns:cx6="http://schemas.microsoft.com/office/drawing/2016/5/12/chartex" xmlns:cx7="http://schemas.microsoft.com/office/drawing/2016/5/13/chartex" xmlns:cx8="http://schemas.microsoft.com/office/drawing/2016/5/14/chartex" xmlns:mc="http://schemas.openxmlformats.org/markup-compatibility/2006" xmlns:aink="http://schemas.microsoft.com/office/drawing/2016/ink" xmlns:am3d="http://schemas.microsoft.com/office/drawing/2017/model3d" xmlns:o="urn:schemas-microsoft-com:office:office" xmlns:oel="http://schemas.microsoft.com/office/2019/extlst" xmlns:r="http://schemas.openxmlformats.org/officeDocument/2006/relationships" xmlns:m="http://schemas.openxmlformats.org/officeDocument/2006/math" xmlns:v="urn:schemas-microsoft-com:vml" xmlns:wp14="http://schemas.microsoft.com/office/word/2010/wordprocessingDrawing" xmlns:wp="http://schemas.openxmlformats.org/drawingml/2006/wordprocessingDrawing" xmlns:w10="urn:schemas-microsoft-com:office:word" xmlns:w="http://schemas.openxmlformats.org/wordprocessingml/2006/main" xmlns:w14="http://schemas.microsoft.com/office/word/2010/wordml" xmlns:w15="http://schemas.microsoft.com/office/word/2012/wordml" xmlns:w16cex="http://schemas.microsoft.com/office/word/2018/wordml/cex" xmlns:w16cid="http://schemas.microsoft.com/office/word/2016/wordml/cid" xmlns:w16="http://schemas.microsoft.com/office/word/2018/wordml" xmlns:w16du="http://schemas.microsoft.com/office/word/2023/wordml/word16du" xmlns:w16sdtdh="http://schemas.microsoft.com/office/word/2020/wordml/sdtdatahash" xmlns:w16sdtfl="http://schemas.microsoft.com/office/word/2024/wordml/sdtformatlock" xmlns:w16se="http://schemas.microsoft.com/office/word/2015/wordml/symex" xmlns:wpg="http://schemas.microsoft.com/office/word/2010/wordprocessingGroup" xmlns:wpi="http://schemas.microsoft.com/office/word/2010/wordprocessingInk" xmlns:wne="http://schemas.microsoft.com/office/word/2006/wordml" xmlns:wps="http://schemas.microsoft.com/office/word/2010/wordprocessingShape" mc:Ignorable="w14 w15 w16se w16cid w16 w16cex w16sdtdh w16sdtfl w16du wp14">
   <w:footnote w:type="separator" w:id="-1">
     <w:p>
       <w:pPr>
@@ -8281,7 +8235,7 @@
 </file>
 
 <file path=word/header1.xml><?xml version="1.0" encoding="utf-8"?>
-<w:hdr xmlns:wpc="http://schemas.microsoft.com/office/word/2010/wordprocessingCanvas" xmlns:cx="http://schemas.microsoft.com/office/drawing/2014/chartex" xmlns:cx1="http://schemas.microsoft.com/office/drawing/2015/9/8/chartex" xmlns:cx2="http://schemas.microsoft.com/office/drawing/2015/10/21/chartex" xmlns:cx3="http://schemas.microsoft.com/office/drawing/2016/5/9/chartex" xmlns:cx4="http://schemas.microsoft.com/office/drawing/2016/5/10/chartex" xmlns:cx5="http://schemas.microsoft.com/office/drawing/2016/5/11/chartex" xmlns:cx6="http://schemas.microsoft.com/office/drawing/2016/5/12/chartex" xmlns:cx7="http://schemas.microsoft.com/office/drawing/2016/5/13/chartex" xmlns:cx8="http://schemas.microsoft.com/office/drawing/2016/5/14/chartex" xmlns:mc="http://schemas.openxmlformats.org/markup-compatibility/2006" xmlns:aink="http://schemas.microsoft.com/office/drawing/2016/ink" xmlns:am3d="http://schemas.microsoft.com/office/drawing/2017/model3d" xmlns:o="urn:schemas-microsoft-com:office:office" xmlns:oel="http://schemas.microsoft.com/office/2019/extlst" xmlns:r="http://schemas.openxmlformats.org/officeDocument/2006/relationships" xmlns:m="http://schemas.openxmlformats.org/officeDocument/2006/math" xmlns:v="urn:schemas-microsoft-com:vml" xmlns:wp14="http://schemas.microsoft.com/office/word/2010/wordprocessingDrawing" xmlns:wp="http://schemas.openxmlformats.org/drawingml/2006/wordprocessingDrawing" xmlns:w10="urn:schemas-microsoft-com:office:word" xmlns:w="http://schemas.openxmlformats.org/wordprocessingml/2006/main" xmlns:w14="http://schemas.microsoft.com/office/word/2010/wordml" xmlns:w15="http://schemas.microsoft.com/office/word/2012/wordml" xmlns:w16cex="http://schemas.microsoft.com/office/word/2018/wordml/cex" xmlns:w16cid="http://schemas.microsoft.com/office/word/2016/wordml/cid" xmlns:w16="http://schemas.microsoft.com/office/word/2018/wordml" xmlns:w16sdtdh="http://schemas.microsoft.com/office/word/2020/wordml/sdtdatahash" xmlns:w16se="http://schemas.microsoft.com/office/word/2015/wordml/symex" xmlns:wpg="http://schemas.microsoft.com/office/word/2010/wordprocessingGroup" xmlns:wpi="http://schemas.microsoft.com/office/word/2010/wordprocessingInk" xmlns:wne="http://schemas.microsoft.com/office/word/2006/wordml" xmlns:wps="http://schemas.microsoft.com/office/word/2010/wordprocessingShape" mc:Ignorable="w14 w15 w16se w16cid w16 w16cex w16sdtdh wp14">
+<w:hdr xmlns:wpc="http://schemas.microsoft.com/office/word/2010/wordprocessingCanvas" xmlns:cx="http://schemas.microsoft.com/office/drawing/2014/chartex" xmlns:cx1="http://schemas.microsoft.com/office/drawing/2015/9/8/chartex" xmlns:cx2="http://schemas.microsoft.com/office/drawing/2015/10/21/chartex" xmlns:cx3="http://schemas.microsoft.com/office/drawing/2016/5/9/chartex" xmlns:cx4="http://schemas.microsoft.com/office/drawing/2016/5/10/chartex" xmlns:cx5="http://schemas.microsoft.com/office/drawing/2016/5/11/chartex" xmlns:cx6="http://schemas.microsoft.com/office/drawing/2016/5/12/chartex" xmlns:cx7="http://schemas.microsoft.com/office/drawing/2016/5/13/chartex" xmlns:cx8="http://schemas.microsoft.com/office/drawing/2016/5/14/chartex" xmlns:mc="http://schemas.openxmlformats.org/markup-compatibility/2006" xmlns:aink="http://schemas.microsoft.com/office/drawing/2016/ink" xmlns:am3d="http://schemas.microsoft.com/office/drawing/2017/model3d" xmlns:o="urn:schemas-microsoft-com:office:office" xmlns:oel="http://schemas.microsoft.com/office/2019/extlst" xmlns:r="http://schemas.openxmlformats.org/officeDocument/2006/relationships" xmlns:m="http://schemas.openxmlformats.org/officeDocument/2006/math" xmlns:v="urn:schemas-microsoft-com:vml" xmlns:wp14="http://schemas.microsoft.com/office/word/2010/wordprocessingDrawing" xmlns:wp="http://schemas.openxmlformats.org/drawingml/2006/wordprocessingDrawing" xmlns:w10="urn:schemas-microsoft-com:office:word" xmlns:w="http://schemas.openxmlformats.org/wordprocessingml/2006/main" xmlns:w14="http://schemas.microsoft.com/office/word/2010/wordml" xmlns:w15="http://schemas.microsoft.com/office/word/2012/wordml" xmlns:w16cex="http://schemas.microsoft.com/office/word/2018/wordml/cex" xmlns:w16cid="http://schemas.microsoft.com/office/word/2016/wordml/cid" xmlns:w16="http://schemas.microsoft.com/office/word/2018/wordml" xmlns:w16du="http://schemas.microsoft.com/office/word/2023/wordml/word16du" xmlns:w16sdtdh="http://schemas.microsoft.com/office/word/2020/wordml/sdtdatahash" xmlns:w16sdtfl="http://schemas.microsoft.com/office/word/2024/wordml/sdtformatlock" xmlns:w16se="http://schemas.microsoft.com/office/word/2015/wordml/symex" xmlns:wpg="http://schemas.microsoft.com/office/word/2010/wordprocessingGroup" xmlns:wpi="http://schemas.microsoft.com/office/word/2010/wordprocessingInk" xmlns:wne="http://schemas.microsoft.com/office/word/2006/wordml" xmlns:wps="http://schemas.microsoft.com/office/word/2010/wordprocessingShape" mc:Ignorable="w14 w15 w16se w16cid w16 w16cex w16sdtdh w16sdtfl w16du wp14">
   <w:p>
     <w:pPr>
       <w:pStyle w:val="Encabezado"/>
@@ -8292,7 +8246,7 @@
 </file>
 
 <file path=word/header2.xml><?xml version="1.0" encoding="utf-8"?>
-<w:hdr xmlns:wpc="http://schemas.microsoft.com/office/word/2010/wordprocessingCanvas" xmlns:cx="http://schemas.microsoft.com/office/drawing/2014/chartex" xmlns:cx1="http://schemas.microsoft.com/office/drawing/2015/9/8/chartex" xmlns:cx2="http://schemas.microsoft.com/office/drawing/2015/10/21/chartex" xmlns:cx3="http://schemas.microsoft.com/office/drawing/2016/5/9/chartex" xmlns:cx4="http://schemas.microsoft.com/office/drawing/2016/5/10/chartex" xmlns:cx5="http://schemas.microsoft.com/office/drawing/2016/5/11/chartex" xmlns:cx6="http://schemas.microsoft.com/office/drawing/2016/5/12/chartex" xmlns:cx7="http://schemas.microsoft.com/office/drawing/2016/5/13/chartex" xmlns:cx8="http://schemas.microsoft.com/office/drawing/2016/5/14/chartex" xmlns:mc="http://schemas.openxmlformats.org/markup-compatibility/2006" xmlns:aink="http://schemas.microsoft.com/office/drawing/2016/ink" xmlns:am3d="http://schemas.microsoft.com/office/drawing/2017/model3d" xmlns:o="urn:schemas-microsoft-com:office:office" xmlns:oel="http://schemas.microsoft.com/office/2019/extlst" xmlns:r="http://schemas.openxmlformats.org/officeDocument/2006/relationships" xmlns:m="http://schemas.openxmlformats.org/officeDocument/2006/math" xmlns:v="urn:schemas-microsoft-com:vml" xmlns:wp14="http://schemas.microsoft.com/office/word/2010/wordprocessingDrawing" xmlns:wp="http://schemas.openxmlformats.org/drawingml/2006/wordprocessingDrawing" xmlns:w10="urn:schemas-microsoft-com:office:word" xmlns:w="http://schemas.openxmlformats.org/wordprocessingml/2006/main" xmlns:w14="http://schemas.microsoft.com/office/word/2010/wordml" xmlns:w15="http://schemas.microsoft.com/office/word/2012/wordml" xmlns:w16cex="http://schemas.microsoft.com/office/word/2018/wordml/cex" xmlns:w16cid="http://schemas.microsoft.com/office/word/2016/wordml/cid" xmlns:w16="http://schemas.microsoft.com/office/word/2018/wordml" xmlns:w16sdtdh="http://schemas.microsoft.com/office/word/2020/wordml/sdtdatahash" xmlns:w16se="http://schemas.microsoft.com/office/word/2015/wordml/symex" xmlns:wpg="http://schemas.microsoft.com/office/word/2010/wordprocessingGroup" xmlns:wpi="http://schemas.microsoft.com/office/word/2010/wordprocessingInk" xmlns:wne="http://schemas.microsoft.com/office/word/2006/wordml" xmlns:wps="http://schemas.microsoft.com/office/word/2010/wordprocessingShape" mc:Ignorable="w14 w15 w16se w16cid w16 w16cex w16sdtdh wp14">
+<w:hdr xmlns:wpc="http://schemas.microsoft.com/office/word/2010/wordprocessingCanvas" xmlns:cx="http://schemas.microsoft.com/office/drawing/2014/chartex" xmlns:cx1="http://schemas.microsoft.com/office/drawing/2015/9/8/chartex" xmlns:cx2="http://schemas.microsoft.com/office/drawing/2015/10/21/chartex" xmlns:cx3="http://schemas.microsoft.com/office/drawing/2016/5/9/chartex" xmlns:cx4="http://schemas.microsoft.com/office/drawing/2016/5/10/chartex" xmlns:cx5="http://schemas.microsoft.com/office/drawing/2016/5/11/chartex" xmlns:cx6="http://schemas.microsoft.com/office/drawing/2016/5/12/chartex" xmlns:cx7="http://schemas.microsoft.com/office/drawing/2016/5/13/chartex" xmlns:cx8="http://schemas.microsoft.com/office/drawing/2016/5/14/chartex" xmlns:mc="http://schemas.openxmlformats.org/markup-compatibility/2006" xmlns:aink="http://schemas.microsoft.com/office/drawing/2016/ink" xmlns:am3d="http://schemas.microsoft.com/office/drawing/2017/model3d" xmlns:o="urn:schemas-microsoft-com:office:office" xmlns:oel="http://schemas.microsoft.com/office/2019/extlst" xmlns:r="http://schemas.openxmlformats.org/officeDocument/2006/relationships" xmlns:m="http://schemas.openxmlformats.org/officeDocument/2006/math" xmlns:v="urn:schemas-microsoft-com:vml" xmlns:wp14="http://schemas.microsoft.com/office/word/2010/wordprocessingDrawing" xmlns:wp="http://schemas.openxmlformats.org/drawingml/2006/wordprocessingDrawing" xmlns:w10="urn:schemas-microsoft-com:office:word" xmlns:w="http://schemas.openxmlformats.org/wordprocessingml/2006/main" xmlns:w14="http://schemas.microsoft.com/office/word/2010/wordml" xmlns:w15="http://schemas.microsoft.com/office/word/2012/wordml" xmlns:w16cex="http://schemas.microsoft.com/office/word/2018/wordml/cex" xmlns:w16cid="http://schemas.microsoft.com/office/word/2016/wordml/cid" xmlns:w16="http://schemas.microsoft.com/office/word/2018/wordml" xmlns:w16du="http://schemas.microsoft.com/office/word/2023/wordml/word16du" xmlns:w16sdtdh="http://schemas.microsoft.com/office/word/2020/wordml/sdtdatahash" xmlns:w16sdtfl="http://schemas.microsoft.com/office/word/2024/wordml/sdtformatlock" xmlns:w16se="http://schemas.microsoft.com/office/word/2015/wordml/symex" xmlns:wpg="http://schemas.microsoft.com/office/word/2010/wordprocessingGroup" xmlns:wpi="http://schemas.microsoft.com/office/word/2010/wordprocessingInk" xmlns:wne="http://schemas.microsoft.com/office/word/2006/wordml" xmlns:wps="http://schemas.microsoft.com/office/word/2010/wordprocessingShape" mc:Ignorable="w14 w15 w16se w16cid w16 w16cex w16sdtdh w16sdtfl w16du wp14">
   <w:p>
     <w:pPr>
       <w:pStyle w:val="Encabezado"/>
@@ -8305,13 +8259,7 @@
       <w:rPr>
         <w:lang w:val="en-US"/>
       </w:rPr>
-      <w:t xml:space="preserve">GELIENE INTERNATIONAL </w:t>
-    </w:r>
-    <w:r>
-      <w:rPr>
-        <w:lang w:val="en-US"/>
-      </w:rPr>
-      <w:t xml:space="preserve"> WEALTH MANAGEMENT</w:t>
+      <w:t>ROBLE CAPITAL WEALTH MANAGEMENT</w:t>
     </w:r>
     <w:r>
       <w:rPr>
@@ -8324,7 +8272,7 @@
 </file>
 
 <file path=word/numbering.xml><?xml version="1.0" encoding="utf-8"?>
-<w:numbering xmlns:wpc="http://schemas.microsoft.com/office/word/2010/wordprocessingCanvas" xmlns:cx="http://schemas.microsoft.com/office/drawing/2014/chartex" xmlns:cx1="http://schemas.microsoft.com/office/drawing/2015/9/8/chartex" xmlns:cx2="http://schemas.microsoft.com/office/drawing/2015/10/21/chartex" xmlns:cx3="http://schemas.microsoft.com/office/drawing/2016/5/9/chartex" xmlns:cx4="http://schemas.microsoft.com/office/drawing/2016/5/10/chartex" xmlns:cx5="http://schemas.microsoft.com/office/drawing/2016/5/11/chartex" xmlns:cx6="http://schemas.microsoft.com/office/drawing/2016/5/12/chartex" xmlns:cx7="http://schemas.microsoft.com/office/drawing/2016/5/13/chartex" xmlns:cx8="http://schemas.microsoft.com/office/drawing/2016/5/14/chartex" xmlns:mc="http://schemas.openxmlformats.org/markup-compatibility/2006" xmlns:aink="http://schemas.microsoft.com/office/drawing/2016/ink" xmlns:am3d="http://schemas.microsoft.com/office/drawing/2017/model3d" xmlns:o="urn:schemas-microsoft-com:office:office" xmlns:oel="http://schemas.microsoft.com/office/2019/extlst" xmlns:r="http://schemas.openxmlformats.org/officeDocument/2006/relationships" xmlns:m="http://schemas.openxmlformats.org/officeDocument/2006/math" xmlns:v="urn:schemas-microsoft-com:vml" xmlns:wp14="http://schemas.microsoft.com/office/word/2010/wordprocessingDrawing" xmlns:wp="http://schemas.openxmlformats.org/drawingml/2006/wordprocessingDrawing" xmlns:w10="urn:schemas-microsoft-com:office:word" xmlns:w="http://schemas.openxmlformats.org/wordprocessingml/2006/main" xmlns:w14="http://schemas.microsoft.com/office/word/2010/wordml" xmlns:w15="http://schemas.microsoft.com/office/word/2012/wordml" xmlns:w16cex="http://schemas.microsoft.com/office/word/2018/wordml/cex" xmlns:w16cid="http://schemas.microsoft.com/office/word/2016/wordml/cid" xmlns:w16="http://schemas.microsoft.com/office/word/2018/wordml" xmlns:w16sdtdh="http://schemas.microsoft.com/office/word/2020/wordml/sdtdatahash" xmlns:w16se="http://schemas.microsoft.com/office/word/2015/wordml/symex" xmlns:wpg="http://schemas.microsoft.com/office/word/2010/wordprocessingGroup" xmlns:wpi="http://schemas.microsoft.com/office/word/2010/wordprocessingInk" xmlns:wne="http://schemas.microsoft.com/office/word/2006/wordml" xmlns:wps="http://schemas.microsoft.com/office/word/2010/wordprocessingShape" mc:Ignorable="w14 w15 w16se w16cid w16 w16cex w16sdtdh wp14">
+<w:numbering xmlns:wpc="http://schemas.microsoft.com/office/word/2010/wordprocessingCanvas" xmlns:cx="http://schemas.microsoft.com/office/drawing/2014/chartex" xmlns:cx1="http://schemas.microsoft.com/office/drawing/2015/9/8/chartex" xmlns:cx2="http://schemas.microsoft.com/office/drawing/2015/10/21/chartex" xmlns:cx3="http://schemas.microsoft.com/office/drawing/2016/5/9/chartex" xmlns:cx4="http://schemas.microsoft.com/office/drawing/2016/5/10/chartex" xmlns:cx5="http://schemas.microsoft.com/office/drawing/2016/5/11/chartex" xmlns:cx6="http://schemas.microsoft.com/office/drawing/2016/5/12/chartex" xmlns:cx7="http://schemas.microsoft.com/office/drawing/2016/5/13/chartex" xmlns:cx8="http://schemas.microsoft.com/office/drawing/2016/5/14/chartex" xmlns:mc="http://schemas.openxmlformats.org/markup-compatibility/2006" xmlns:aink="http://schemas.microsoft.com/office/drawing/2016/ink" xmlns:am3d="http://schemas.microsoft.com/office/drawing/2017/model3d" xmlns:o="urn:schemas-microsoft-com:office:office" xmlns:oel="http://schemas.microsoft.com/office/2019/extlst" xmlns:r="http://schemas.openxmlformats.org/officeDocument/2006/relationships" xmlns:m="http://schemas.openxmlformats.org/officeDocument/2006/math" xmlns:v="urn:schemas-microsoft-com:vml" xmlns:wp14="http://schemas.microsoft.com/office/word/2010/wordprocessingDrawing" xmlns:wp="http://schemas.openxmlformats.org/drawingml/2006/wordprocessingDrawing" xmlns:w10="urn:schemas-microsoft-com:office:word" xmlns:w="http://schemas.openxmlformats.org/wordprocessingml/2006/main" xmlns:w14="http://schemas.microsoft.com/office/word/2010/wordml" xmlns:w15="http://schemas.microsoft.com/office/word/2012/wordml" xmlns:w16cex="http://schemas.microsoft.com/office/word/2018/wordml/cex" xmlns:w16cid="http://schemas.microsoft.com/office/word/2016/wordml/cid" xmlns:w16="http://schemas.microsoft.com/office/word/2018/wordml" xmlns:w16du="http://schemas.microsoft.com/office/word/2023/wordml/word16du" xmlns:w16sdtdh="http://schemas.microsoft.com/office/word/2020/wordml/sdtdatahash" xmlns:w16sdtfl="http://schemas.microsoft.com/office/word/2024/wordml/sdtformatlock" xmlns:w16se="http://schemas.microsoft.com/office/word/2015/wordml/symex" xmlns:wpg="http://schemas.microsoft.com/office/word/2010/wordprocessingGroup" xmlns:wpi="http://schemas.microsoft.com/office/word/2010/wordprocessingInk" xmlns:wne="http://schemas.microsoft.com/office/word/2006/wordml" xmlns:wps="http://schemas.microsoft.com/office/word/2010/wordprocessingShape" mc:Ignorable="w14 w15 w16se w16cid w16 w16cex w16sdtdh w16sdtfl w16du wp14">
   <w:abstractNum w:abstractNumId="0" w15:restartNumberingAfterBreak="0">
     <w:nsid w:val="2C655D48"/>
     <w:multiLevelType w:val="hybridMultilevel"/>
@@ -9262,7 +9210,7 @@
 </file>
 
 <file path=word/styles.xml><?xml version="1.0" encoding="utf-8"?>
-<w:styles xmlns:mc="http://schemas.openxmlformats.org/markup-compatibility/2006" xmlns:r="http://schemas.openxmlformats.org/officeDocument/2006/relationships" xmlns:w="http://schemas.openxmlformats.org/wordprocessingml/2006/main" xmlns:w14="http://schemas.microsoft.com/office/word/2010/wordml" xmlns:w15="http://schemas.microsoft.com/office/word/2012/wordml" xmlns:w16cex="http://schemas.microsoft.com/office/word/2018/wordml/cex" xmlns:w16cid="http://schemas.microsoft.com/office/word/2016/wordml/cid" xmlns:w16="http://schemas.microsoft.com/office/word/2018/wordml" xmlns:w16sdtdh="http://schemas.microsoft.com/office/word/2020/wordml/sdtdatahash" xmlns:w16se="http://schemas.microsoft.com/office/word/2015/wordml/symex" mc:Ignorable="w14 w15 w16se w16cid w16 w16cex w16sdtdh">
+<w:styles xmlns:mc="http://schemas.openxmlformats.org/markup-compatibility/2006" xmlns:r="http://schemas.openxmlformats.org/officeDocument/2006/relationships" xmlns:w="http://schemas.openxmlformats.org/wordprocessingml/2006/main" xmlns:w14="http://schemas.microsoft.com/office/word/2010/wordml" xmlns:w15="http://schemas.microsoft.com/office/word/2012/wordml" xmlns:w16cex="http://schemas.microsoft.com/office/word/2018/wordml/cex" xmlns:w16cid="http://schemas.microsoft.com/office/word/2016/wordml/cid" xmlns:w16="http://schemas.microsoft.com/office/word/2018/wordml" xmlns:w16du="http://schemas.microsoft.com/office/word/2023/wordml/word16du" xmlns:w16sdtdh="http://schemas.microsoft.com/office/word/2020/wordml/sdtdatahash" xmlns:w16sdtfl="http://schemas.microsoft.com/office/word/2024/wordml/sdtformatlock" xmlns:w16se="http://schemas.microsoft.com/office/word/2015/wordml/symex" mc:Ignorable="w14 w15 w16se w16cid w16 w16cex w16sdtdh w16sdtfl w16du">
   <w:docDefaults>
     <w:rPrDefault>
       <w:rPr>
@@ -10082,17 +10030,8 @@
 </file>
 
 <file path=customXml/item1.xml><?xml version="1.0" encoding="utf-8"?>
-<?mso-contentType ?>
-<FormTemplates xmlns="http://schemas.microsoft.com/sharepoint/v3/contenttype/forms">
-  <Display>DocumentLibraryForm</Display>
-  <Edit>DocumentLibraryForm</Edit>
-  <New>DocumentLibraryForm</New>
-</FormTemplates>
-</file>
-
-<file path=customXml/item2.xml><?xml version="1.0" encoding="utf-8"?>
-<ct:contentTypeSchema xmlns:ct="http://schemas.microsoft.com/office/2006/metadata/contentType" xmlns:ma="http://schemas.microsoft.com/office/2006/metadata/properties/metaAttributes" ct:_="" ma:_="" ma:contentTypeName="Documento" ma:contentTypeID="0x010100D273226EC096E640946EB19054227552" ma:contentTypeVersion="18" ma:contentTypeDescription="Crear nuevo documento." ma:contentTypeScope="" ma:versionID="db0bbd5bac31029433dad2740d06e189">
-  <xsd:schema xmlns:xsd="http://www.w3.org/2001/XMLSchema" xmlns:xs="http://www.w3.org/2001/XMLSchema" xmlns:p="http://schemas.microsoft.com/office/2006/metadata/properties" xmlns:ns2="202f9a31-1ced-4fe3-9a9a-4780fdb504d6" xmlns:ns3="7b94e394-85ea-4ea3-bce2-1b3980bcee24" targetNamespace="http://schemas.microsoft.com/office/2006/metadata/properties" ma:root="true" ma:fieldsID="6d7049645646eccc75ba30c656cfbbb2" ns2:_="" ns3:_="">
+<ct:contentTypeSchema xmlns:ct="http://schemas.microsoft.com/office/2006/metadata/contentType" xmlns:ma="http://schemas.microsoft.com/office/2006/metadata/properties/metaAttributes" ct:_="" ma:_="" ma:contentTypeName="Documento" ma:contentTypeID="0x010100D273226EC096E640946EB19054227552" ma:contentTypeVersion="18" ma:contentTypeDescription="Crear nuevo documento." ma:contentTypeScope="" ma:versionID="ea833d30bc61fd7d16516ca1a029f3c8">
+  <xsd:schema xmlns:xsd="http://www.w3.org/2001/XMLSchema" xmlns:xs="http://www.w3.org/2001/XMLSchema" xmlns:p="http://schemas.microsoft.com/office/2006/metadata/properties" xmlns:ns2="202f9a31-1ced-4fe3-9a9a-4780fdb504d6" xmlns:ns3="7b94e394-85ea-4ea3-bce2-1b3980bcee24" targetNamespace="http://schemas.microsoft.com/office/2006/metadata/properties" ma:root="true" ma:fieldsID="9ac081350f2cb6406b4a9772de64fad9" ns2:_="" ns3:_="">
     <xsd:import namespace="202f9a31-1ced-4fe3-9a9a-4780fdb504d6"/>
     <xsd:import namespace="7b94e394-85ea-4ea3-bce2-1b3980bcee24"/>
     <xsd:element name="properties">
@@ -10345,7 +10284,20 @@
 </ct:contentTypeSchema>
 </file>
 
+<file path=customXml/item2.xml><?xml version="1.0" encoding="utf-8"?>
+<?mso-contentType ?>
+<FormTemplates xmlns="http://schemas.microsoft.com/sharepoint/v3/contenttype/forms">
+  <Display>DocumentLibraryForm</Display>
+  <Edit>DocumentLibraryForm</Edit>
+  <New>DocumentLibraryForm</New>
+</FormTemplates>
+</file>
+
 <file path=customXml/item3.xml><?xml version="1.0" encoding="utf-8"?>
+<b:Sources xmlns:b="http://schemas.openxmlformats.org/officeDocument/2006/bibliography" xmlns="http://schemas.openxmlformats.org/officeDocument/2006/bibliography" SelectedStyle="\APASixthEditionOfficeOnline.xsl" StyleName="APA" Version="6"/>
+</file>
+
+<file path=customXml/item4.xml><?xml version="1.0" encoding="utf-8"?>
 <p:properties xmlns:p="http://schemas.microsoft.com/office/2006/metadata/properties" xmlns:xsi="http://www.w3.org/2001/XMLSchema-instance" xmlns:pc="http://schemas.microsoft.com/office/infopath/2007/PartnerControls">
   <documentManagement>
     <TaxCatchAll xmlns="202f9a31-1ced-4fe3-9a9a-4780fdb504d6" xsi:nil="true"/>
@@ -10356,11 +10308,11 @@
 </p:properties>
 </file>
 
-<file path=customXml/item4.xml><?xml version="1.0" encoding="utf-8"?>
-<b:Sources xmlns:b="http://schemas.openxmlformats.org/officeDocument/2006/bibliography" xmlns="http://schemas.openxmlformats.org/officeDocument/2006/bibliography" SelectedStyle="\APASixthEditionOfficeOnline.xsl" StyleName="APA" Version="6"/>
+<file path=customXml/itemProps1.xml><?xml version="1.0" encoding="utf-8"?>
+<ds:datastoreItem xmlns:ds="http://schemas.openxmlformats.org/officeDocument/2006/customXml" ds:itemID="{ACC0D97E-AC2A-4EA3-864B-3FDFB4702DC6}"/>
 </file>
 
-<file path=customXml/itemProps1.xml><?xml version="1.0" encoding="utf-8"?>
+<file path=customXml/itemProps2.xml><?xml version="1.0" encoding="utf-8"?>
 <ds:datastoreItem xmlns:ds="http://schemas.openxmlformats.org/officeDocument/2006/customXml" ds:itemID="{3445A5DB-C905-4C6E-993D-CF2BA65F5776}">
   <ds:schemaRefs>
     <ds:schemaRef ds:uri="http://schemas.microsoft.com/sharepoint/v3/contenttype/forms"/>
@@ -10368,11 +10320,15 @@
 </ds:datastoreItem>
 </file>
 
-<file path=customXml/itemProps2.xml><?xml version="1.0" encoding="utf-8"?>
-<ds:datastoreItem xmlns:ds="http://schemas.openxmlformats.org/officeDocument/2006/customXml" ds:itemID="{53F71854-487C-4F4F-9103-5ECB4A2E2C56}"/>
+<file path=customXml/itemProps3.xml><?xml version="1.0" encoding="utf-8"?>
+<ds:datastoreItem xmlns:ds="http://schemas.openxmlformats.org/officeDocument/2006/customXml" ds:itemID="{28067950-BD58-4799-9497-96953ED4B3D5}">
+  <ds:schemaRefs>
+    <ds:schemaRef ds:uri="http://schemas.openxmlformats.org/officeDocument/2006/bibliography"/>
+  </ds:schemaRefs>
+</ds:datastoreItem>
 </file>
 
-<file path=customXml/itemProps3.xml><?xml version="1.0" encoding="utf-8"?>
+<file path=customXml/itemProps4.xml><?xml version="1.0" encoding="utf-8"?>
 <ds:datastoreItem xmlns:ds="http://schemas.openxmlformats.org/officeDocument/2006/customXml" ds:itemID="{96D95238-A157-4B3B-B423-E38FE3113C0F}">
   <ds:schemaRefs>
     <ds:schemaRef ds:uri="http://schemas.microsoft.com/office/2006/metadata/properties"/>
@@ -10381,12 +10337,4 @@
     <ds:schemaRef ds:uri="7b94e394-85ea-4ea3-bce2-1b3980bcee24"/>
   </ds:schemaRefs>
 </ds:datastoreItem>
-</file>
-
-<file path=customXml/itemProps4.xml><?xml version="1.0" encoding="utf-8"?>
-<ds:datastoreItem xmlns:ds="http://schemas.openxmlformats.org/officeDocument/2006/customXml" ds:itemID="{28067950-BD58-4799-9497-96953ED4B3D5}">
-  <ds:schemaRefs>
-    <ds:schemaRef ds:uri="http://schemas.openxmlformats.org/officeDocument/2006/bibliography"/>
-  </ds:schemaRefs>
-</ds:datastoreItem>
 </file>